--- a/Ethical_Hacking/WebCam_Hacking.docx
+++ b/Ethical_Hacking/WebCam_Hacking.docx
@@ -7,11 +7,9 @@
         <w:pStyle w:val="Heading1"/>
       </w:pPr>
       <w:bookmarkStart w:id="0" w:name="_Toc195809932"/>
-      <w:proofErr w:type="spellStart"/>
       <w:r>
         <w:t>WebCam</w:t>
       </w:r>
-      <w:proofErr w:type="spellEnd"/>
       <w:r>
         <w:t xml:space="preserve"> Hacking</w:t>
       </w:r>
@@ -618,20 +616,24 @@
         <w:t xml:space="preserve">. </w:t>
       </w:r>
       <w:r>
-        <w:t xml:space="preserve">TP-LINK NC200 and NC220 Cloud IP Cameras, which promise to let consumers “see there, when you can’t be there,” are vulnerable to an OS command injection in the </w:t>
-      </w:r>
-      <w:proofErr w:type="spellStart"/>
-      <w:r>
-        <w:t>PPPoE</w:t>
-      </w:r>
-      <w:proofErr w:type="spellEnd"/>
-      <w:r>
-        <w:t xml:space="preserve"> username and password settings. An attacker can leverage this weakness to get a remote shell with root privileges.</w:t>
+        <w:t>TP-LINK NC200 and NC220 Cloud IP Cameras, which promise to let consumers “see there, when you can’t be there,” are vulnerable to an OS command injection in the PPPoE username and password settings. An attacker can leverage this weakness to get a remote shell with root privileges.</w:t>
       </w:r>
     </w:p>
     <w:p>
       <w:r>
-        <w:t xml:space="preserve">This webcam attack can be automated and used to launch DDOS attacks. </w:t>
+        <w:t xml:space="preserve">This webcam attack </w:t>
+      </w:r>
+      <w:r>
+        <w:t>in this lab was</w:t>
+      </w:r>
+      <w:r>
+        <w:t xml:space="preserve"> automated and used to launch DDOS attacks</w:t>
+      </w:r>
+      <w:r>
+        <w:t xml:space="preserve"> on DNS providers in 2016</w:t>
+      </w:r>
+      <w:r>
+        <w:t xml:space="preserve">. </w:t>
       </w:r>
       <w:r>
         <w:t>This is in fac</w:t>
@@ -657,6 +659,9 @@
     <w:p>
       <w:r>
         <w:t>We are doing this lab as a proof of concept.</w:t>
+      </w:r>
+      <w:r>
+        <w:t xml:space="preserve"> </w:t>
       </w:r>
     </w:p>
     <w:p>
@@ -885,14 +890,9 @@
       </w:pPr>
       <w:bookmarkStart w:id="3" w:name="_Toc195809934"/>
       <w:r>
-        <w:t xml:space="preserve">Find the </w:t>
-      </w:r>
-      <w:proofErr w:type="spellStart"/>
-      <w:r>
-        <w:t>WebCam</w:t>
+        <w:t>Find the WebCam</w:t>
       </w:r>
       <w:bookmarkEnd w:id="3"/>
-      <w:proofErr w:type="spellEnd"/>
     </w:p>
     <w:p>
       <w:pPr>
@@ -965,7 +965,6 @@
       <w:r>
         <w:t xml:space="preserve"> type in and run </w:t>
       </w:r>
-      <w:proofErr w:type="spellStart"/>
       <w:r>
         <w:rPr>
           <w:b/>
@@ -973,7 +972,6 @@
         </w:rPr>
         <w:t>Zenmap</w:t>
       </w:r>
-      <w:proofErr w:type="spellEnd"/>
       <w:r>
         <w:t>.</w:t>
       </w:r>
@@ -1011,7 +1009,6 @@
       <w:r>
         <w:t xml:space="preserve">Use </w:t>
       </w:r>
-      <w:proofErr w:type="spellStart"/>
       <w:r>
         <w:rPr>
           <w:b/>
@@ -1019,7 +1016,6 @@
         </w:rPr>
         <w:t>Zenmap</w:t>
       </w:r>
-      <w:proofErr w:type="spellEnd"/>
       <w:r>
         <w:t xml:space="preserve"> to scan the network</w:t>
       </w:r>
@@ -1060,13 +1056,8 @@
       <w:r>
         <w:t>(</w:t>
       </w:r>
-      <w:proofErr w:type="spellStart"/>
-      <w:r>
-        <w:t>Tp</w:t>
-      </w:r>
-      <w:proofErr w:type="spellEnd"/>
-      <w:r>
-        <w:t>-Link</w:t>
+      <w:r>
+        <w:t>Tp-Link</w:t>
       </w:r>
       <w:r>
         <w:t>)</w:t>
@@ -1090,14 +1081,9 @@
       </w:pPr>
       <w:bookmarkStart w:id="4" w:name="_Toc195809935"/>
       <w:r>
-        <w:t xml:space="preserve">Factory Default the </w:t>
-      </w:r>
-      <w:proofErr w:type="spellStart"/>
-      <w:r>
-        <w:t>WebCam</w:t>
+        <w:t>Factory Default the WebCam</w:t>
       </w:r>
       <w:bookmarkEnd w:id="4"/>
-      <w:proofErr w:type="spellEnd"/>
     </w:p>
     <w:p>
       <w:r>
@@ -1113,15 +1099,7 @@
         <w:t xml:space="preserve"> </w:t>
       </w:r>
       <w:r>
-        <w:t>(</w:t>
-      </w:r>
-      <w:proofErr w:type="spellStart"/>
-      <w:r>
-        <w:t>bourne</w:t>
-      </w:r>
-      <w:proofErr w:type="spellEnd"/>
-      <w:r>
-        <w:t xml:space="preserve"> again shell) </w:t>
+        <w:t xml:space="preserve">(bourne again shell) </w:t>
       </w:r>
       <w:r>
         <w:t>injection attack.</w:t>
@@ -1219,23 +1197,7 @@
           <w:b/>
           <w:bCs/>
         </w:rPr>
-        <w:t>{</w:t>
-      </w:r>
-      <w:proofErr w:type="spellStart"/>
-      <w:r>
-        <w:rPr>
-          <w:b/>
-          <w:bCs/>
-        </w:rPr>
-        <w:t>ipaddress</w:t>
-      </w:r>
-      <w:proofErr w:type="spellEnd"/>
-      <w:r>
-        <w:rPr>
-          <w:b/>
-          <w:bCs/>
-        </w:rPr>
-        <w:t>}/index.html</w:t>
+        <w:t>{ipaddress}/index.html</w:t>
       </w:r>
     </w:p>
     <w:p>
@@ -1594,7 +1556,6 @@
       <w:r>
         <w:t xml:space="preserve"> enable </w:t>
       </w:r>
-      <w:proofErr w:type="spellStart"/>
       <w:r>
         <w:rPr>
           <w:b/>
@@ -1602,7 +1563,6 @@
         </w:rPr>
         <w:t>PPPoE</w:t>
       </w:r>
-      <w:proofErr w:type="spellEnd"/>
     </w:p>
     <w:p>
       <w:pPr>
@@ -1610,14 +1570,9 @@
       </w:pPr>
       <w:bookmarkStart w:id="5" w:name="_Toc195809936"/>
       <w:r>
-        <w:t xml:space="preserve">Hack the </w:t>
-      </w:r>
-      <w:proofErr w:type="spellStart"/>
-      <w:r>
-        <w:t>WebCam</w:t>
+        <w:t>Hack the WebCam</w:t>
       </w:r>
       <w:bookmarkEnd w:id="5"/>
-      <w:proofErr w:type="spellEnd"/>
     </w:p>
     <w:p>
       <w:r>
@@ -1690,23 +1645,7 @@
               <w:pStyle w:val="Code"/>
             </w:pPr>
             <w:r>
-              <w:t>$(cat /</w:t>
-            </w:r>
-            <w:proofErr w:type="spellStart"/>
-            <w:r>
-              <w:t>etc</w:t>
-            </w:r>
-            <w:proofErr w:type="spellEnd"/>
-            <w:r>
-              <w:t>/passwd &gt; /</w:t>
-            </w:r>
-            <w:proofErr w:type="spellStart"/>
-            <w:r>
-              <w:t>usr</w:t>
-            </w:r>
-            <w:proofErr w:type="spellEnd"/>
-            <w:r>
-              <w:t>/local/www/hash.txt)</w:t>
+              <w:t>$(cat /etc/passwd &gt; /usr/local/www/hash.txt)</w:t>
             </w:r>
           </w:p>
         </w:tc>
@@ -1775,15 +1714,7 @@
             </w:pPr>
             <w:r>
               <w:lastRenderedPageBreak/>
-              <w:t xml:space="preserve">{camera </w:t>
-            </w:r>
-            <w:proofErr w:type="spellStart"/>
-            <w:r>
-              <w:t>ip</w:t>
-            </w:r>
-            <w:proofErr w:type="spellEnd"/>
-            <w:r>
-              <w:t xml:space="preserve"> address}/hash.txt</w:t>
+              <w:t>{camera ip address}/hash.txt</w:t>
             </w:r>
           </w:p>
         </w:tc>
@@ -2160,14 +2091,9 @@
       </w:pPr>
       <w:bookmarkStart w:id="6" w:name="_Toc195809937"/>
       <w:r>
-        <w:t xml:space="preserve">Hack the </w:t>
-      </w:r>
-      <w:proofErr w:type="spellStart"/>
-      <w:r>
-        <w:t>WebCam</w:t>
+        <w:t>Hack the WebCam</w:t>
       </w:r>
       <w:bookmarkEnd w:id="6"/>
-      <w:proofErr w:type="spellEnd"/>
     </w:p>
     <w:p>
       <w:pPr>
@@ -2278,15 +2204,7 @@
               <w:pStyle w:val="Code"/>
             </w:pPr>
             <w:r>
-              <w:t>$(</w:t>
-            </w:r>
-            <w:proofErr w:type="spellStart"/>
-            <w:r>
-              <w:t>telnetd</w:t>
-            </w:r>
-            <w:proofErr w:type="spellEnd"/>
-            <w:r>
-              <w:t>)</w:t>
+              <w:t>$(telnetd)</w:t>
             </w:r>
           </w:p>
         </w:tc>
@@ -2351,16 +2269,11 @@
               <w:t xml:space="preserve">telnet </w:t>
             </w:r>
             <w:r>
-              <w:t>{</w:t>
-            </w:r>
-            <w:proofErr w:type="spellStart"/>
-            <w:r>
-              <w:t>ipa</w:t>
+              <w:t>{ipa</w:t>
             </w:r>
             <w:r>
               <w:t>ddress</w:t>
             </w:r>
-            <w:proofErr w:type="spellEnd"/>
             <w:r>
               <w:t>}</w:t>
             </w:r>
@@ -2735,21 +2648,12 @@
       <w:r>
         <w:t xml:space="preserve">Restart Kali: </w:t>
       </w:r>
-      <w:proofErr w:type="spellStart"/>
       <w:r>
         <w:rPr>
           <w:b/>
           <w:bCs/>
         </w:rPr>
-        <w:t>sudo</w:t>
-      </w:r>
-      <w:proofErr w:type="spellEnd"/>
-      <w:r>
-        <w:rPr>
-          <w:b/>
-          <w:bCs/>
-        </w:rPr>
-        <w:t xml:space="preserve"> reboot</w:t>
+        <w:t>sudo reboot</w:t>
       </w:r>
     </w:p>
     <w:p>
@@ -2814,7 +2718,6 @@
         <w:tab w:val="right" w:pos="10080"/>
       </w:tabs>
     </w:pPr>
-    <w:proofErr w:type="spellStart"/>
     <w:r>
       <w:t>Web</w:t>
     </w:r>
@@ -2822,11 +2725,7 @@
       <w:t>C</w:t>
     </w:r>
     <w:r>
-      <w:t>am</w:t>
-    </w:r>
-    <w:proofErr w:type="spellEnd"/>
-    <w:r>
-      <w:t xml:space="preserve"> </w:t>
+      <w:t xml:space="preserve">am </w:t>
     </w:r>
     <w:r>
       <w:t>Hacking</w:t>
@@ -8490,7 +8389,7 @@
     <w:lsdException w:name="Body Text Indent 2" w:semiHidden="1" w:unhideWhenUsed="1"/>
     <w:lsdException w:name="Body Text Indent 3" w:semiHidden="1" w:unhideWhenUsed="1"/>
     <w:lsdException w:name="Block Text" w:semiHidden="1" w:unhideWhenUsed="1"/>
-    <w:lsdException w:name="Hyperlink" w:semiHidden="1" w:unhideWhenUsed="1"/>
+    <w:lsdException w:name="Hyperlink" w:semiHidden="1" w:uiPriority="0" w:unhideWhenUsed="1"/>
     <w:lsdException w:name="FollowedHyperlink" w:semiHidden="1" w:uiPriority="0" w:unhideWhenUsed="1"/>
     <w:lsdException w:name="Strong" w:uiPriority="22" w:qFormat="1"/>
     <w:lsdException w:name="Emphasis" w:uiPriority="20" w:qFormat="1"/>
@@ -8785,7 +8684,7 @@
   <w:style w:type="paragraph" w:default="1" w:styleId="Normal">
     <w:name w:val="Normal"/>
     <w:qFormat/>
-    <w:rsid w:val="00F1424D"/>
+    <w:rsid w:val="00542E2C"/>
     <w:pPr>
       <w:spacing w:before="160" w:after="80" w:line="336" w:lineRule="auto"/>
     </w:pPr>
@@ -8801,7 +8700,7 @@
     <w:next w:val="Normal"/>
     <w:link w:val="Heading1Char"/>
     <w:qFormat/>
-    <w:rsid w:val="00F1424D"/>
+    <w:rsid w:val="00542E2C"/>
     <w:pPr>
       <w:keepNext/>
       <w:spacing w:before="400" w:after="200" w:line="240" w:lineRule="auto"/>
@@ -8821,7 +8720,7 @@
     <w:next w:val="Normal"/>
     <w:link w:val="Heading2Char"/>
     <w:qFormat/>
-    <w:rsid w:val="00F1424D"/>
+    <w:rsid w:val="00542E2C"/>
     <w:pPr>
       <w:keepNext/>
       <w:pBdr>
@@ -8845,7 +8744,7 @@
     <w:next w:val="Normal"/>
     <w:link w:val="Heading3Char"/>
     <w:qFormat/>
-    <w:rsid w:val="00F1424D"/>
+    <w:rsid w:val="00542E2C"/>
     <w:pPr>
       <w:keepNext/>
       <w:autoSpaceDE w:val="0"/>
@@ -8866,7 +8765,7 @@
     <w:uiPriority w:val="1"/>
     <w:semiHidden/>
     <w:unhideWhenUsed/>
-    <w:rsid w:val="00F1424D"/>
+    <w:rsid w:val="00542E2C"/>
   </w:style>
   <w:style w:type="table" w:default="1" w:styleId="TableNormal">
     <w:name w:val="Normal Table"/>
@@ -8888,14 +8787,14 @@
     <w:uiPriority w:val="99"/>
     <w:semiHidden/>
     <w:unhideWhenUsed/>
-    <w:rsid w:val="00F1424D"/>
+    <w:rsid w:val="00542E2C"/>
   </w:style>
   <w:style w:type="paragraph" w:styleId="ListParagraph">
     <w:name w:val="List Paragraph"/>
     <w:basedOn w:val="Normal"/>
     <w:uiPriority w:val="34"/>
     <w:qFormat/>
-    <w:rsid w:val="00F1424D"/>
+    <w:rsid w:val="00542E2C"/>
     <w:pPr>
       <w:ind w:left="720"/>
     </w:pPr>
@@ -8904,7 +8803,7 @@
     <w:name w:val="header"/>
     <w:basedOn w:val="Normal"/>
     <w:link w:val="HeaderChar"/>
-    <w:rsid w:val="00F1424D"/>
+    <w:rsid w:val="00542E2C"/>
     <w:pPr>
       <w:tabs>
         <w:tab w:val="left" w:pos="5040"/>
@@ -8930,7 +8829,7 @@
     <w:name w:val="footer"/>
     <w:basedOn w:val="Normal"/>
     <w:link w:val="FooterChar"/>
-    <w:rsid w:val="00F1424D"/>
+    <w:rsid w:val="00542E2C"/>
     <w:pPr>
       <w:pBdr>
         <w:top w:val="single" w:sz="4" w:space="1" w:color="auto"/>
@@ -8988,8 +8887,7 @@
   </w:style>
   <w:style w:type="character" w:styleId="Hyperlink">
     <w:name w:val="Hyperlink"/>
-    <w:uiPriority w:val="99"/>
-    <w:rsid w:val="00F1424D"/>
+    <w:rsid w:val="00542E2C"/>
     <w:rPr>
       <w:color w:val="0000FF"/>
       <w:u w:val="single"/>
@@ -8997,7 +8895,7 @@
   </w:style>
   <w:style w:type="character" w:styleId="FollowedHyperlink">
     <w:name w:val="FollowedHyperlink"/>
-    <w:rsid w:val="00F1424D"/>
+    <w:rsid w:val="00542E2C"/>
     <w:rPr>
       <w:color w:val="800080"/>
       <w:u w:val="single"/>
@@ -9045,7 +8943,7 @@
   <w:style w:type="paragraph" w:customStyle="1" w:styleId="NumberedHeading2">
     <w:name w:val="Numbered Heading 2"/>
     <w:basedOn w:val="Normal"/>
-    <w:rsid w:val="00F1424D"/>
+    <w:rsid w:val="00542E2C"/>
     <w:pPr>
       <w:numPr>
         <w:numId w:val="1"/>
@@ -9055,7 +8953,7 @@
   <w:style w:type="paragraph" w:customStyle="1" w:styleId="Outlinenumbering">
     <w:name w:val="Outline numbering"/>
     <w:basedOn w:val="Normal"/>
-    <w:rsid w:val="00F1424D"/>
+    <w:rsid w:val="00542E2C"/>
     <w:pPr>
       <w:numPr>
         <w:numId w:val="2"/>
@@ -9073,7 +8971,7 @@
   <w:style w:type="character" w:styleId="PageNumber">
     <w:name w:val="page number"/>
     <w:basedOn w:val="DefaultParagraphFont"/>
-    <w:rsid w:val="00F1424D"/>
+    <w:rsid w:val="00542E2C"/>
   </w:style>
   <w:style w:type="character" w:customStyle="1" w:styleId="UnresolvedMention1">
     <w:name w:val="Unresolved Mention1"/>
@@ -9113,7 +9011,7 @@
     <w:uiPriority w:val="39"/>
     <w:unhideWhenUsed/>
     <w:qFormat/>
-    <w:rsid w:val="00F1424D"/>
+    <w:rsid w:val="00542E2C"/>
     <w:pPr>
       <w:keepLines/>
       <w:spacing w:after="0" w:line="259" w:lineRule="auto"/>
@@ -9130,7 +9028,7 @@
     <w:name w:val="Code"/>
     <w:basedOn w:val="Normal"/>
     <w:qFormat/>
-    <w:rsid w:val="00F1424D"/>
+    <w:rsid w:val="00542E2C"/>
     <w:pPr>
       <w:spacing w:before="80" w:line="240" w:lineRule="auto"/>
     </w:pPr>
@@ -9145,7 +9043,7 @@
     <w:autoRedefine/>
     <w:uiPriority w:val="39"/>
     <w:unhideWhenUsed/>
-    <w:rsid w:val="00F1424D"/>
+    <w:rsid w:val="00542E2C"/>
     <w:pPr>
       <w:spacing w:after="100" w:line="240" w:lineRule="auto"/>
     </w:pPr>
@@ -9157,7 +9055,7 @@
     <w:autoRedefine/>
     <w:uiPriority w:val="39"/>
     <w:unhideWhenUsed/>
-    <w:rsid w:val="00F1424D"/>
+    <w:rsid w:val="00542E2C"/>
     <w:pPr>
       <w:spacing w:after="100" w:line="240" w:lineRule="auto"/>
       <w:ind w:left="202"/>
@@ -9171,7 +9069,7 @@
     <w:uiPriority w:val="39"/>
     <w:semiHidden/>
     <w:unhideWhenUsed/>
-    <w:rsid w:val="00F1424D"/>
+    <w:rsid w:val="00542E2C"/>
     <w:pPr>
       <w:spacing w:after="100" w:line="240" w:lineRule="auto"/>
       <w:ind w:left="403"/>
@@ -9398,6 +9296,7 @@
     <w:rsid w:val="00741844"/>
     <w:rsid w:val="00827A30"/>
     <w:rsid w:val="00A25A5D"/>
+    <w:rsid w:val="00B83F83"/>
     <w:rsid w:val="00CE1905"/>
     <w:rsid w:val="00FB3561"/>
   </w:rsids>

--- a/Ethical_Hacking/WebCam_Hacking.docx
+++ b/Ethical_Hacking/WebCam_Hacking.docx
@@ -6,10 +6,12 @@
       <w:pPr>
         <w:pStyle w:val="Heading1"/>
       </w:pPr>
-      <w:bookmarkStart w:id="0" w:name="_Toc195809932"/>
+      <w:bookmarkStart w:id="0" w:name="_Toc195876655"/>
+      <w:proofErr w:type="spellStart"/>
       <w:r>
         <w:t>WebCam</w:t>
       </w:r>
+      <w:proofErr w:type="spellEnd"/>
       <w:r>
         <w:t xml:space="preserve"> Hacking</w:t>
       </w:r>
@@ -67,7 +69,7 @@
           <w:r>
             <w:fldChar w:fldCharType="separate"/>
           </w:r>
-          <w:hyperlink w:anchor="_Toc195809932" w:history="1">
+          <w:hyperlink w:anchor="_Toc195876655" w:history="1">
             <w:r>
               <w:rPr>
                 <w:rStyle w:val="Hyperlink"/>
@@ -95,7 +97,7 @@
                 <w:noProof/>
                 <w:webHidden/>
               </w:rPr>
-              <w:instrText xml:space="preserve"> PAGEREF _Toc195809932 \h </w:instrText>
+              <w:instrText xml:space="preserve"> PAGEREF _Toc195876655 \h </w:instrText>
             </w:r>
             <w:r>
               <w:rPr>
@@ -140,14 +142,14 @@
               <w14:ligatures w14:val="standardContextual"/>
             </w:rPr>
           </w:pPr>
-          <w:hyperlink w:anchor="_Toc195809933" w:history="1">
+          <w:hyperlink w:anchor="_Toc195876656" w:history="1">
             <w:r>
               <w:rPr>
                 <w:rStyle w:val="Hyperlink"/>
                 <w:rFonts w:eastAsia="Arial Unicode MS"/>
                 <w:noProof/>
               </w:rPr>
-              <w:t>Logon to Kali Linux</w:t>
+              <w:t>Marai Botnet</w:t>
             </w:r>
             <w:r>
               <w:rPr>
@@ -168,7 +170,7 @@
                 <w:noProof/>
                 <w:webHidden/>
               </w:rPr>
-              <w:instrText xml:space="preserve"> PAGEREF _Toc195809933 \h </w:instrText>
+              <w:instrText xml:space="preserve"> PAGEREF _Toc195876656 \h </w:instrText>
             </w:r>
             <w:r>
               <w:rPr>
@@ -213,14 +215,14 @@
               <w14:ligatures w14:val="standardContextual"/>
             </w:rPr>
           </w:pPr>
-          <w:hyperlink w:anchor="_Toc195809934" w:history="1">
+          <w:hyperlink w:anchor="_Toc195876657" w:history="1">
             <w:r>
               <w:rPr>
                 <w:rStyle w:val="Hyperlink"/>
                 <w:rFonts w:eastAsia="Arial Unicode MS"/>
                 <w:noProof/>
               </w:rPr>
-              <w:t>Find the WebCam</w:t>
+              <w:t>Assignment 1: Reflection</w:t>
             </w:r>
             <w:r>
               <w:rPr>
@@ -241,7 +243,80 @@
                 <w:noProof/>
                 <w:webHidden/>
               </w:rPr>
-              <w:instrText xml:space="preserve"> PAGEREF _Toc195809934 \h </w:instrText>
+              <w:instrText xml:space="preserve"> PAGEREF _Toc195876657 \h </w:instrText>
+            </w:r>
+            <w:r>
+              <w:rPr>
+                <w:noProof/>
+                <w:webHidden/>
+              </w:rPr>
+            </w:r>
+            <w:r>
+              <w:rPr>
+                <w:noProof/>
+                <w:webHidden/>
+              </w:rPr>
+              <w:fldChar w:fldCharType="separate"/>
+            </w:r>
+            <w:r>
+              <w:rPr>
+                <w:noProof/>
+                <w:webHidden/>
+              </w:rPr>
+              <w:t>1</w:t>
+            </w:r>
+            <w:r>
+              <w:rPr>
+                <w:noProof/>
+                <w:webHidden/>
+              </w:rPr>
+              <w:fldChar w:fldCharType="end"/>
+            </w:r>
+          </w:hyperlink>
+        </w:p>
+        <w:p>
+          <w:pPr>
+            <w:pStyle w:val="TOC1"/>
+            <w:tabs>
+              <w:tab w:val="right" w:leader="dot" w:pos="9350"/>
+            </w:tabs>
+            <w:rPr>
+              <w:rFonts w:asciiTheme="minorHAnsi" w:eastAsiaTheme="minorEastAsia" w:hAnsiTheme="minorHAnsi" w:cstheme="minorBidi"/>
+              <w:noProof/>
+              <w:kern w:val="2"/>
+              <w:sz w:val="24"/>
+              <w14:ligatures w14:val="standardContextual"/>
+            </w:rPr>
+          </w:pPr>
+          <w:hyperlink w:anchor="_Toc195876658" w:history="1">
+            <w:r>
+              <w:rPr>
+                <w:rStyle w:val="Hyperlink"/>
+                <w:rFonts w:eastAsia="Arial Unicode MS"/>
+                <w:noProof/>
+              </w:rPr>
+              <w:t>Logon to Kali Linux</w:t>
+            </w:r>
+            <w:r>
+              <w:rPr>
+                <w:noProof/>
+                <w:webHidden/>
+              </w:rPr>
+              <w:tab/>
+            </w:r>
+            <w:r>
+              <w:rPr>
+                <w:noProof/>
+                <w:webHidden/>
+              </w:rPr>
+              <w:fldChar w:fldCharType="begin"/>
+            </w:r>
+            <w:r>
+              <w:rPr>
+                <w:noProof/>
+                <w:webHidden/>
+              </w:rPr>
+              <w:instrText xml:space="preserve"> PAGEREF _Toc195876658 \h </w:instrText>
             </w:r>
             <w:r>
               <w:rPr>
@@ -286,14 +361,14 @@
               <w14:ligatures w14:val="standardContextual"/>
             </w:rPr>
           </w:pPr>
-          <w:hyperlink w:anchor="_Toc195809935" w:history="1">
+          <w:hyperlink w:anchor="_Toc195876659" w:history="1">
             <w:r>
               <w:rPr>
                 <w:rStyle w:val="Hyperlink"/>
                 <w:rFonts w:eastAsia="Arial Unicode MS"/>
                 <w:noProof/>
               </w:rPr>
-              <w:t>Factory Default the WebCam</w:t>
+              <w:t>Find the WebCam</w:t>
             </w:r>
             <w:r>
               <w:rPr>
@@ -314,7 +389,7 @@
                 <w:noProof/>
                 <w:webHidden/>
               </w:rPr>
-              <w:instrText xml:space="preserve"> PAGEREF _Toc195809935 \h </w:instrText>
+              <w:instrText xml:space="preserve"> PAGEREF _Toc195876659 \h </w:instrText>
             </w:r>
             <w:r>
               <w:rPr>
@@ -359,7 +434,80 @@
               <w14:ligatures w14:val="standardContextual"/>
             </w:rPr>
           </w:pPr>
-          <w:hyperlink w:anchor="_Toc195809936" w:history="1">
+          <w:hyperlink w:anchor="_Toc195876660" w:history="1">
+            <w:r>
+              <w:rPr>
+                <w:rStyle w:val="Hyperlink"/>
+                <w:rFonts w:eastAsia="Arial Unicode MS"/>
+                <w:noProof/>
+              </w:rPr>
+              <w:t>Factory Default the WebCam</w:t>
+            </w:r>
+            <w:r>
+              <w:rPr>
+                <w:noProof/>
+                <w:webHidden/>
+              </w:rPr>
+              <w:tab/>
+            </w:r>
+            <w:r>
+              <w:rPr>
+                <w:noProof/>
+                <w:webHidden/>
+              </w:rPr>
+              <w:fldChar w:fldCharType="begin"/>
+            </w:r>
+            <w:r>
+              <w:rPr>
+                <w:noProof/>
+                <w:webHidden/>
+              </w:rPr>
+              <w:instrText xml:space="preserve"> PAGEREF _Toc195876660 \h </w:instrText>
+            </w:r>
+            <w:r>
+              <w:rPr>
+                <w:noProof/>
+                <w:webHidden/>
+              </w:rPr>
+            </w:r>
+            <w:r>
+              <w:rPr>
+                <w:noProof/>
+                <w:webHidden/>
+              </w:rPr>
+              <w:fldChar w:fldCharType="separate"/>
+            </w:r>
+            <w:r>
+              <w:rPr>
+                <w:noProof/>
+                <w:webHidden/>
+              </w:rPr>
+              <w:t>2</w:t>
+            </w:r>
+            <w:r>
+              <w:rPr>
+                <w:noProof/>
+                <w:webHidden/>
+              </w:rPr>
+              <w:fldChar w:fldCharType="end"/>
+            </w:r>
+          </w:hyperlink>
+        </w:p>
+        <w:p>
+          <w:pPr>
+            <w:pStyle w:val="TOC1"/>
+            <w:tabs>
+              <w:tab w:val="right" w:leader="dot" w:pos="9350"/>
+            </w:tabs>
+            <w:rPr>
+              <w:rFonts w:asciiTheme="minorHAnsi" w:eastAsiaTheme="minorEastAsia" w:hAnsiTheme="minorHAnsi" w:cstheme="minorBidi"/>
+              <w:noProof/>
+              <w:kern w:val="2"/>
+              <w:sz w:val="24"/>
+              <w14:ligatures w14:val="standardContextual"/>
+            </w:rPr>
+          </w:pPr>
+          <w:hyperlink w:anchor="_Toc195876661" w:history="1">
             <w:r>
               <w:rPr>
                 <w:rStyle w:val="Hyperlink"/>
@@ -387,80 +535,7 @@
                 <w:noProof/>
                 <w:webHidden/>
               </w:rPr>
-              <w:instrText xml:space="preserve"> PAGEREF _Toc195809936 \h </w:instrText>
-            </w:r>
-            <w:r>
-              <w:rPr>
-                <w:noProof/>
-                <w:webHidden/>
-              </w:rPr>
-            </w:r>
-            <w:r>
-              <w:rPr>
-                <w:noProof/>
-                <w:webHidden/>
-              </w:rPr>
-              <w:fldChar w:fldCharType="separate"/>
-            </w:r>
-            <w:r>
-              <w:rPr>
-                <w:noProof/>
-                <w:webHidden/>
-              </w:rPr>
-              <w:t>3</w:t>
-            </w:r>
-            <w:r>
-              <w:rPr>
-                <w:noProof/>
-                <w:webHidden/>
-              </w:rPr>
-              <w:fldChar w:fldCharType="end"/>
-            </w:r>
-          </w:hyperlink>
-        </w:p>
-        <w:p>
-          <w:pPr>
-            <w:pStyle w:val="TOC1"/>
-            <w:tabs>
-              <w:tab w:val="right" w:leader="dot" w:pos="9350"/>
-            </w:tabs>
-            <w:rPr>
-              <w:rFonts w:asciiTheme="minorHAnsi" w:eastAsiaTheme="minorEastAsia" w:hAnsiTheme="minorHAnsi" w:cstheme="minorBidi"/>
-              <w:noProof/>
-              <w:kern w:val="2"/>
-              <w:sz w:val="24"/>
-              <w14:ligatures w14:val="standardContextual"/>
-            </w:rPr>
-          </w:pPr>
-          <w:hyperlink w:anchor="_Toc195809937" w:history="1">
-            <w:r>
-              <w:rPr>
-                <w:rStyle w:val="Hyperlink"/>
-                <w:rFonts w:eastAsia="Arial Unicode MS"/>
-                <w:noProof/>
-              </w:rPr>
-              <w:t>Hack the WebCam</w:t>
-            </w:r>
-            <w:r>
-              <w:rPr>
-                <w:noProof/>
-                <w:webHidden/>
-              </w:rPr>
-              <w:tab/>
-            </w:r>
-            <w:r>
-              <w:rPr>
-                <w:noProof/>
-                <w:webHidden/>
-              </w:rPr>
-              <w:fldChar w:fldCharType="begin"/>
-            </w:r>
-            <w:r>
-              <w:rPr>
-                <w:noProof/>
-                <w:webHidden/>
-              </w:rPr>
-              <w:instrText xml:space="preserve"> PAGEREF _Toc195809937 \h </w:instrText>
+              <w:instrText xml:space="preserve"> PAGEREF _Toc195876661 \h </w:instrText>
             </w:r>
             <w:r>
               <w:rPr>
@@ -493,6 +568,152 @@
         </w:p>
         <w:p>
           <w:pPr>
+            <w:pStyle w:val="TOC1"/>
+            <w:tabs>
+              <w:tab w:val="right" w:leader="dot" w:pos="9350"/>
+            </w:tabs>
+            <w:rPr>
+              <w:rFonts w:asciiTheme="minorHAnsi" w:eastAsiaTheme="minorEastAsia" w:hAnsiTheme="minorHAnsi" w:cstheme="minorBidi"/>
+              <w:noProof/>
+              <w:kern w:val="2"/>
+              <w:sz w:val="24"/>
+              <w14:ligatures w14:val="standardContextual"/>
+            </w:rPr>
+          </w:pPr>
+          <w:hyperlink w:anchor="_Toc195876662" w:history="1">
+            <w:r>
+              <w:rPr>
+                <w:rStyle w:val="Hyperlink"/>
+                <w:rFonts w:eastAsia="Arial Unicode MS"/>
+                <w:noProof/>
+              </w:rPr>
+              <w:t>Hack the WebCam</w:t>
+            </w:r>
+            <w:r>
+              <w:rPr>
+                <w:noProof/>
+                <w:webHidden/>
+              </w:rPr>
+              <w:tab/>
+            </w:r>
+            <w:r>
+              <w:rPr>
+                <w:noProof/>
+                <w:webHidden/>
+              </w:rPr>
+              <w:fldChar w:fldCharType="begin"/>
+            </w:r>
+            <w:r>
+              <w:rPr>
+                <w:noProof/>
+                <w:webHidden/>
+              </w:rPr>
+              <w:instrText xml:space="preserve"> PAGEREF _Toc195876662 \h </w:instrText>
+            </w:r>
+            <w:r>
+              <w:rPr>
+                <w:noProof/>
+                <w:webHidden/>
+              </w:rPr>
+            </w:r>
+            <w:r>
+              <w:rPr>
+                <w:noProof/>
+                <w:webHidden/>
+              </w:rPr>
+              <w:fldChar w:fldCharType="separate"/>
+            </w:r>
+            <w:r>
+              <w:rPr>
+                <w:noProof/>
+                <w:webHidden/>
+              </w:rPr>
+              <w:t>4</w:t>
+            </w:r>
+            <w:r>
+              <w:rPr>
+                <w:noProof/>
+                <w:webHidden/>
+              </w:rPr>
+              <w:fldChar w:fldCharType="end"/>
+            </w:r>
+          </w:hyperlink>
+        </w:p>
+        <w:p>
+          <w:pPr>
+            <w:pStyle w:val="TOC1"/>
+            <w:tabs>
+              <w:tab w:val="right" w:leader="dot" w:pos="9350"/>
+            </w:tabs>
+            <w:rPr>
+              <w:rFonts w:asciiTheme="minorHAnsi" w:eastAsiaTheme="minorEastAsia" w:hAnsiTheme="minorHAnsi" w:cstheme="minorBidi"/>
+              <w:noProof/>
+              <w:kern w:val="2"/>
+              <w:sz w:val="24"/>
+              <w14:ligatures w14:val="standardContextual"/>
+            </w:rPr>
+          </w:pPr>
+          <w:hyperlink w:anchor="_Toc195876663" w:history="1">
+            <w:r>
+              <w:rPr>
+                <w:rStyle w:val="Hyperlink"/>
+                <w:rFonts w:eastAsia="Arial Unicode MS"/>
+                <w:noProof/>
+              </w:rPr>
+              <w:t>Assignment 2: Reflection</w:t>
+            </w:r>
+            <w:r>
+              <w:rPr>
+                <w:noProof/>
+                <w:webHidden/>
+              </w:rPr>
+              <w:tab/>
+            </w:r>
+            <w:r>
+              <w:rPr>
+                <w:noProof/>
+                <w:webHidden/>
+              </w:rPr>
+              <w:fldChar w:fldCharType="begin"/>
+            </w:r>
+            <w:r>
+              <w:rPr>
+                <w:noProof/>
+                <w:webHidden/>
+              </w:rPr>
+              <w:instrText xml:space="preserve"> PAGEREF _Toc195876663 \h </w:instrText>
+            </w:r>
+            <w:r>
+              <w:rPr>
+                <w:noProof/>
+                <w:webHidden/>
+              </w:rPr>
+            </w:r>
+            <w:r>
+              <w:rPr>
+                <w:noProof/>
+                <w:webHidden/>
+              </w:rPr>
+              <w:fldChar w:fldCharType="separate"/>
+            </w:r>
+            <w:r>
+              <w:rPr>
+                <w:noProof/>
+                <w:webHidden/>
+              </w:rPr>
+              <w:t>6</w:t>
+            </w:r>
+            <w:r>
+              <w:rPr>
+                <w:noProof/>
+                <w:webHidden/>
+              </w:rPr>
+              <w:fldChar w:fldCharType="end"/>
+            </w:r>
+          </w:hyperlink>
+        </w:p>
+        <w:p>
+          <w:pPr>
             <w:pStyle w:val="TOC2"/>
             <w:tabs>
               <w:tab w:val="right" w:leader="dot" w:pos="9350"/>
@@ -505,7 +726,7 @@
               <w14:ligatures w14:val="standardContextual"/>
             </w:rPr>
           </w:pPr>
-          <w:hyperlink w:anchor="_Toc195809938" w:history="1">
+          <w:hyperlink w:anchor="_Toc195876664" w:history="1">
             <w:r>
               <w:rPr>
                 <w:rStyle w:val="Hyperlink"/>
@@ -533,7 +754,7 @@
                 <w:noProof/>
                 <w:webHidden/>
               </w:rPr>
-              <w:instrText xml:space="preserve"> PAGEREF _Toc195809938 \h </w:instrText>
+              <w:instrText xml:space="preserve"> PAGEREF _Toc195876664 \h </w:instrText>
             </w:r>
             <w:r>
               <w:rPr>
@@ -553,7 +774,7 @@
                 <w:noProof/>
                 <w:webHidden/>
               </w:rPr>
-              <w:t>5</w:t>
+              <w:t>6</w:t>
             </w:r>
             <w:r>
               <w:rPr>
@@ -616,12 +837,36 @@
         <w:t xml:space="preserve">. </w:t>
       </w:r>
       <w:r>
-        <w:t>TP-LINK NC200 and NC220 Cloud IP Cameras, which promise to let consumers “see there, when you can’t be there,” are vulnerable to an OS command injection in the PPPoE username and password settings. An attacker can leverage this weakness to get a remote shell with root privileges.</w:t>
+        <w:t xml:space="preserve">TP-LINK NC200 and NC220 Cloud IP Cameras, which promise to let consumers “see there, when you can’t be there,” are vulnerable to an OS command injection in the </w:t>
+      </w:r>
+      <w:proofErr w:type="spellStart"/>
+      <w:r>
+        <w:t>PPPoE</w:t>
+      </w:r>
+      <w:proofErr w:type="spellEnd"/>
+      <w:r>
+        <w:t xml:space="preserve"> username and password settings. An attacker can leverage this weakness to get a remote shell with root privileges.</w:t>
       </w:r>
     </w:p>
     <w:p>
-      <w:r>
-        <w:t xml:space="preserve">This webcam attack </w:t>
+      <w:pPr>
+        <w:pStyle w:val="Heading1"/>
+      </w:pPr>
+      <w:bookmarkStart w:id="1" w:name="_Toc195876656"/>
+      <w:r>
+        <w:t>Marai Botnet</w:t>
+      </w:r>
+      <w:bookmarkEnd w:id="1"/>
+    </w:p>
+    <w:p>
+      <w:r>
+        <w:t>Th</w:t>
+      </w:r>
+      <w:r>
+        <w:t>e</w:t>
+      </w:r>
+      <w:r>
+        <w:t xml:space="preserve"> webcam attack </w:t>
       </w:r>
       <w:r>
         <w:t>in this lab was</w:t>
@@ -635,21 +880,33 @@
       <w:r>
         <w:t xml:space="preserve">. </w:t>
       </w:r>
-      <w:r>
-        <w:t>This is in fac</w:t>
-      </w:r>
-      <w:r>
-        <w:t>t</w:t>
-      </w:r>
-      <w:r>
-        <w:t xml:space="preserve"> what happened. </w:t>
-      </w:r>
+    </w:p>
+    <w:p>
+      <w:pPr>
+        <w:pStyle w:val="ListParagraph"/>
+        <w:numPr>
+          <w:ilvl w:val="0"/>
+          <w:numId w:val="49"/>
+        </w:numPr>
+      </w:pPr>
       <w:hyperlink r:id="rId8" w:history="1">
         <w:r>
           <w:rPr>
             <w:rStyle w:val="Hyperlink"/>
           </w:rPr>
-          <w:t>https://techcrunch.com/2016/10/24/webcams-involved-in-dyn-ddos-attack-recalled/</w:t>
+          <w:t>https://techcrunch.com/2016/10/24/webcams-involved-in-d</w:t>
+        </w:r>
+        <w:r>
+          <w:rPr>
+            <w:rStyle w:val="Hyperlink"/>
+          </w:rPr>
+          <w:t>y</w:t>
+        </w:r>
+        <w:r>
+          <w:rPr>
+            <w:rStyle w:val="Hyperlink"/>
+          </w:rPr>
+          <w:t>n-ddos-attack-recalled/</w:t>
         </w:r>
       </w:hyperlink>
       <w:r>
@@ -657,9 +914,21 @@
       </w:r>
     </w:p>
     <w:p>
-      <w:r>
-        <w:t>We are doing this lab as a proof of concept.</w:t>
-      </w:r>
+      <w:pPr>
+        <w:pStyle w:val="ListParagraph"/>
+        <w:numPr>
+          <w:ilvl w:val="0"/>
+          <w:numId w:val="49"/>
+        </w:numPr>
+      </w:pPr>
+      <w:hyperlink r:id="rId9" w:history="1">
+        <w:r>
+          <w:rPr>
+            <w:rStyle w:val="Hyperlink"/>
+          </w:rPr>
+          <w:t>https://www.cloudflare.com/learning/ddos/glossary/mirai-botnet/</w:t>
+        </w:r>
+      </w:hyperlink>
       <w:r>
         <w:t xml:space="preserve"> </w:t>
       </w:r>
@@ -668,13 +937,40 @@
       <w:pPr>
         <w:pStyle w:val="Heading1"/>
       </w:pPr>
-      <w:bookmarkStart w:id="1" w:name="_Toc164244561"/>
-      <w:bookmarkStart w:id="2" w:name="_Toc195809933"/>
+      <w:bookmarkStart w:id="2" w:name="_Toc195876657"/>
+      <w:r>
+        <w:t>Assignment 1: Reflection</w:t>
+      </w:r>
+      <w:bookmarkEnd w:id="2"/>
+      <w:r>
+        <w:t xml:space="preserve"> </w:t>
+      </w:r>
+    </w:p>
+    <w:p>
+      <w:r>
+        <w:t xml:space="preserve">After reading through the above web site. </w:t>
+      </w:r>
+      <w:r>
+        <w:t>Please write 200 words about what you think about this type of attack.</w:t>
+      </w:r>
+    </w:p>
+    <w:p>
+      <w:r>
+        <w:t>Attach to this assignment.</w:t>
+      </w:r>
+    </w:p>
+    <w:p/>
+    <w:p>
+      <w:pPr>
+        <w:pStyle w:val="Heading1"/>
+      </w:pPr>
+      <w:bookmarkStart w:id="3" w:name="_Toc164244561"/>
+      <w:bookmarkStart w:id="4" w:name="_Toc195876658"/>
       <w:r>
         <w:t>Logon to Kali Linux</w:t>
       </w:r>
-      <w:bookmarkEnd w:id="1"/>
-      <w:bookmarkEnd w:id="2"/>
+      <w:bookmarkEnd w:id="3"/>
+      <w:bookmarkEnd w:id="4"/>
     </w:p>
     <w:p>
       <w:r>
@@ -705,7 +1001,7 @@
                     <pic:cNvPicPr/>
                   </pic:nvPicPr>
                   <pic:blipFill>
-                    <a:blip r:embed="rId9">
+                    <a:blip r:embed="rId10">
                       <a:extLst>
                         <a:ext uri="{28A0092B-C50C-407E-A947-70E740481C1C}">
                           <a14:useLocalDpi xmlns:a14="http://schemas.microsoft.com/office/drawing/2010/main" val="0"/>
@@ -772,7 +1068,6 @@
         </w:numPr>
       </w:pPr>
       <w:r>
-        <w:lastRenderedPageBreak/>
         <w:t xml:space="preserve">Go to </w:t>
       </w:r>
       <w:r>
@@ -888,11 +1183,16 @@
       <w:pPr>
         <w:pStyle w:val="Heading1"/>
       </w:pPr>
-      <w:bookmarkStart w:id="3" w:name="_Toc195809934"/>
-      <w:r>
-        <w:t>Find the WebCam</w:t>
-      </w:r>
-      <w:bookmarkEnd w:id="3"/>
+      <w:bookmarkStart w:id="5" w:name="_Toc195876659"/>
+      <w:r>
+        <w:t xml:space="preserve">Find the </w:t>
+      </w:r>
+      <w:proofErr w:type="spellStart"/>
+      <w:r>
+        <w:t>WebCam</w:t>
+      </w:r>
+      <w:bookmarkEnd w:id="5"/>
+      <w:proofErr w:type="spellEnd"/>
     </w:p>
     <w:p>
       <w:pPr>
@@ -965,6 +1265,7 @@
       <w:r>
         <w:t xml:space="preserve"> type in and run </w:t>
       </w:r>
+      <w:proofErr w:type="spellStart"/>
       <w:r>
         <w:rPr>
           <w:b/>
@@ -972,6 +1273,7 @@
         </w:rPr>
         <w:t>Zenmap</w:t>
       </w:r>
+      <w:proofErr w:type="spellEnd"/>
       <w:r>
         <w:t>.</w:t>
       </w:r>
@@ -1009,6 +1311,7 @@
       <w:r>
         <w:t xml:space="preserve">Use </w:t>
       </w:r>
+      <w:proofErr w:type="spellStart"/>
       <w:r>
         <w:rPr>
           <w:b/>
@@ -1016,6 +1319,7 @@
         </w:rPr>
         <w:t>Zenmap</w:t>
       </w:r>
+      <w:proofErr w:type="spellEnd"/>
       <w:r>
         <w:t xml:space="preserve"> to scan the network</w:t>
       </w:r>
@@ -1056,8 +1360,13 @@
       <w:r>
         <w:t>(</w:t>
       </w:r>
-      <w:r>
-        <w:t>Tp-Link</w:t>
+      <w:proofErr w:type="spellStart"/>
+      <w:r>
+        <w:t>Tp</w:t>
+      </w:r>
+      <w:proofErr w:type="spellEnd"/>
+      <w:r>
+        <w:t>-Link</w:t>
       </w:r>
       <w:r>
         <w:t>)</w:t>
@@ -1079,11 +1388,16 @@
       <w:pPr>
         <w:pStyle w:val="Heading1"/>
       </w:pPr>
-      <w:bookmarkStart w:id="4" w:name="_Toc195809935"/>
-      <w:r>
-        <w:t>Factory Default the WebCam</w:t>
-      </w:r>
-      <w:bookmarkEnd w:id="4"/>
+      <w:bookmarkStart w:id="6" w:name="_Toc195876660"/>
+      <w:r>
+        <w:t xml:space="preserve">Factory Default the </w:t>
+      </w:r>
+      <w:proofErr w:type="spellStart"/>
+      <w:r>
+        <w:t>WebCam</w:t>
+      </w:r>
+      <w:bookmarkEnd w:id="6"/>
+      <w:proofErr w:type="spellEnd"/>
     </w:p>
     <w:p>
       <w:r>
@@ -1099,7 +1413,15 @@
         <w:t xml:space="preserve"> </w:t>
       </w:r>
       <w:r>
-        <w:t xml:space="preserve">(bourne again shell) </w:t>
+        <w:t>(</w:t>
+      </w:r>
+      <w:proofErr w:type="spellStart"/>
+      <w:r>
+        <w:t>bourne</w:t>
+      </w:r>
+      <w:proofErr w:type="spellEnd"/>
+      <w:r>
+        <w:t xml:space="preserve"> again shell) </w:t>
       </w:r>
       <w:r>
         <w:t>injection attack.</w:t>
@@ -1144,6 +1466,7 @@
         <w:rPr>
           <w:b/>
         </w:rPr>
+        <w:lastRenderedPageBreak/>
         <w:t>NOTE:</w:t>
       </w:r>
       <w:r>
@@ -1197,7 +1520,23 @@
           <w:b/>
           <w:bCs/>
         </w:rPr>
-        <w:t>{ipaddress}/index.html</w:t>
+        <w:t>{</w:t>
+      </w:r>
+      <w:proofErr w:type="spellStart"/>
+      <w:r>
+        <w:rPr>
+          <w:b/>
+          <w:bCs/>
+        </w:rPr>
+        <w:t>ipaddress</w:t>
+      </w:r>
+      <w:proofErr w:type="spellEnd"/>
+      <w:r>
+        <w:rPr>
+          <w:b/>
+          <w:bCs/>
+        </w:rPr>
+        <w:t>}/index.html</w:t>
       </w:r>
     </w:p>
     <w:p>
@@ -1275,7 +1614,6 @@
         <w:rPr>
           <w:noProof/>
         </w:rPr>
-        <w:lastRenderedPageBreak/>
         <w:drawing>
           <wp:inline distT="0" distB="0" distL="0" distR="0" wp14:anchorId="6667896F" wp14:editId="71E1F15C">
             <wp:extent cx="2258568" cy="1472184"/>
@@ -1292,7 +1630,7 @@
                     <pic:cNvPicPr/>
                   </pic:nvPicPr>
                   <pic:blipFill>
-                    <a:blip r:embed="rId10"/>
+                    <a:blip r:embed="rId11"/>
                     <a:stretch>
                       <a:fillRect/>
                     </a:stretch>
@@ -1409,7 +1747,7 @@
                     <pic:cNvPicPr/>
                   </pic:nvPicPr>
                   <pic:blipFill>
-                    <a:blip r:embed="rId11"/>
+                    <a:blip r:embed="rId12"/>
                     <a:stretch>
                       <a:fillRect/>
                     </a:stretch>
@@ -1556,6 +1894,7 @@
       <w:r>
         <w:t xml:space="preserve"> enable </w:t>
       </w:r>
+      <w:proofErr w:type="spellStart"/>
       <w:r>
         <w:rPr>
           <w:b/>
@@ -1563,16 +1902,23 @@
         </w:rPr>
         <w:t>PPPoE</w:t>
       </w:r>
+      <w:proofErr w:type="spellEnd"/>
     </w:p>
     <w:p>
       <w:pPr>
         <w:pStyle w:val="Heading1"/>
       </w:pPr>
-      <w:bookmarkStart w:id="5" w:name="_Toc195809936"/>
-      <w:r>
-        <w:t>Hack the WebCam</w:t>
-      </w:r>
-      <w:bookmarkEnd w:id="5"/>
+      <w:bookmarkStart w:id="7" w:name="_Toc195876661"/>
+      <w:r>
+        <w:lastRenderedPageBreak/>
+        <w:t xml:space="preserve">Hack the </w:t>
+      </w:r>
+      <w:proofErr w:type="spellStart"/>
+      <w:r>
+        <w:t>WebCam</w:t>
+      </w:r>
+      <w:bookmarkEnd w:id="7"/>
+      <w:proofErr w:type="spellEnd"/>
     </w:p>
     <w:p>
       <w:r>
@@ -1645,7 +1991,23 @@
               <w:pStyle w:val="Code"/>
             </w:pPr>
             <w:r>
-              <w:t>$(cat /etc/passwd &gt; /usr/local/www/hash.txt)</w:t>
+              <w:t>$(cat /</w:t>
+            </w:r>
+            <w:proofErr w:type="spellStart"/>
+            <w:r>
+              <w:t>etc</w:t>
+            </w:r>
+            <w:proofErr w:type="spellEnd"/>
+            <w:r>
+              <w:t>/passwd &gt; /</w:t>
+            </w:r>
+            <w:proofErr w:type="spellStart"/>
+            <w:r>
+              <w:t>usr</w:t>
+            </w:r>
+            <w:proofErr w:type="spellEnd"/>
+            <w:r>
+              <w:t>/local/www/hash.txt)</w:t>
             </w:r>
           </w:p>
         </w:tc>
@@ -1713,8 +2075,15 @@
               <w:pStyle w:val="Code"/>
             </w:pPr>
             <w:r>
-              <w:lastRenderedPageBreak/>
-              <w:t>{camera ip address}/hash.txt</w:t>
+              <w:t xml:space="preserve">{camera </w:t>
+            </w:r>
+            <w:proofErr w:type="spellStart"/>
+            <w:r>
+              <w:t>ip</w:t>
+            </w:r>
+            <w:proofErr w:type="spellEnd"/>
+            <w:r>
+              <w:t xml:space="preserve"> address}/hash.txt</w:t>
             </w:r>
           </w:p>
         </w:tc>
@@ -2089,11 +2458,16 @@
       <w:pPr>
         <w:pStyle w:val="Heading1"/>
       </w:pPr>
-      <w:bookmarkStart w:id="6" w:name="_Toc195809937"/>
-      <w:r>
-        <w:t>Hack the WebCam</w:t>
-      </w:r>
-      <w:bookmarkEnd w:id="6"/>
+      <w:bookmarkStart w:id="8" w:name="_Toc195876662"/>
+      <w:r>
+        <w:t xml:space="preserve">Hack the </w:t>
+      </w:r>
+      <w:proofErr w:type="spellStart"/>
+      <w:r>
+        <w:t>WebCam</w:t>
+      </w:r>
+      <w:bookmarkEnd w:id="8"/>
+      <w:proofErr w:type="spellEnd"/>
     </w:p>
     <w:p>
       <w:pPr>
@@ -2125,6 +2499,7 @@
         </w:numPr>
       </w:pPr>
       <w:r>
+        <w:lastRenderedPageBreak/>
         <w:t xml:space="preserve">Go to </w:t>
       </w:r>
       <w:r>
@@ -2204,7 +2579,15 @@
               <w:pStyle w:val="Code"/>
             </w:pPr>
             <w:r>
-              <w:t>$(telnetd)</w:t>
+              <w:t>$(</w:t>
+            </w:r>
+            <w:proofErr w:type="spellStart"/>
+            <w:r>
+              <w:t>telnetd</w:t>
+            </w:r>
+            <w:proofErr w:type="spellEnd"/>
+            <w:r>
+              <w:t>)</w:t>
             </w:r>
           </w:p>
         </w:tc>
@@ -2269,11 +2652,16 @@
               <w:t xml:space="preserve">telnet </w:t>
             </w:r>
             <w:r>
-              <w:t>{ipa</w:t>
+              <w:t>{</w:t>
+            </w:r>
+            <w:proofErr w:type="spellStart"/>
+            <w:r>
+              <w:t>ipa</w:t>
             </w:r>
             <w:r>
               <w:t>ddress</w:t>
             </w:r>
+            <w:proofErr w:type="spellEnd"/>
             <w:r>
               <w:t>}</w:t>
             </w:r>
@@ -2290,7 +2678,6 @@
         </w:numPr>
       </w:pPr>
       <w:r>
-        <w:lastRenderedPageBreak/>
         <w:t>Login using the credentials we just cracked.</w:t>
       </w:r>
     </w:p>
@@ -2550,7 +2937,7 @@
                     <pic:cNvPicPr/>
                   </pic:nvPicPr>
                   <pic:blipFill>
-                    <a:blip r:embed="rId11"/>
+                    <a:blip r:embed="rId12"/>
                     <a:stretch>
                       <a:fillRect/>
                     </a:stretch>
@@ -2648,32 +3035,63 @@
       <w:r>
         <w:t xml:space="preserve">Restart Kali: </w:t>
       </w:r>
+      <w:proofErr w:type="spellStart"/>
       <w:r>
         <w:rPr>
           <w:b/>
           <w:bCs/>
         </w:rPr>
-        <w:t>sudo reboot</w:t>
+        <w:t>sudo</w:t>
+      </w:r>
+      <w:proofErr w:type="spellEnd"/>
+      <w:r>
+        <w:rPr>
+          <w:b/>
+          <w:bCs/>
+        </w:rPr>
+        <w:t xml:space="preserve"> reboot</w:t>
       </w:r>
     </w:p>
     <w:p>
       <w:pPr>
-        <w:pStyle w:val="Heading2"/>
-      </w:pPr>
-      <w:bookmarkStart w:id="7" w:name="_Toc195809938"/>
-      <w:r>
-        <w:t>Assignment Submission</w:t>
-      </w:r>
-      <w:bookmarkEnd w:id="7"/>
+        <w:pStyle w:val="Heading1"/>
+      </w:pPr>
+      <w:bookmarkStart w:id="9" w:name="_Toc195876663"/>
+      <w:r>
+        <w:lastRenderedPageBreak/>
+        <w:t>Assignment 2: Reflection</w:t>
+      </w:r>
+      <w:bookmarkEnd w:id="9"/>
     </w:p>
     <w:p>
       <w:r>
-        <w:t>Attach this completed document to the assignment in Blackboard.</w:t>
+        <w:t>Add 200 words to your reflection document about what you think after going through the lab.</w:t>
+      </w:r>
+    </w:p>
+    <w:p>
+      <w:pPr>
+        <w:pStyle w:val="Heading2"/>
+      </w:pPr>
+      <w:bookmarkStart w:id="10" w:name="_Toc195876664"/>
+      <w:r>
+        <w:t>Assignment Submission</w:t>
+      </w:r>
+      <w:bookmarkEnd w:id="10"/>
+    </w:p>
+    <w:p>
+      <w:r>
+        <w:t xml:space="preserve">Attach this completed document </w:t>
+      </w:r>
+      <w:r>
+        <w:t xml:space="preserve">and your reflection </w:t>
+      </w:r>
+      <w:r>
+        <w:t>to the assignment in Blackboard.</w:t>
       </w:r>
     </w:p>
     <w:p/>
     <w:sectPr>
-      <w:footerReference w:type="default" r:id="rId12"/>
+      <w:footerReference w:type="default" r:id="rId13"/>
       <w:pgSz w:w="12240" w:h="15840"/>
       <w:pgMar w:top="1440" w:right="1440" w:bottom="1440" w:left="1440" w:header="720" w:footer="720" w:gutter="0"/>
       <w:cols w:space="720"/>
@@ -2718,6 +3136,7 @@
         <w:tab w:val="right" w:pos="10080"/>
       </w:tabs>
     </w:pPr>
+    <w:proofErr w:type="spellStart"/>
     <w:r>
       <w:t>Web</w:t>
     </w:r>
@@ -2725,7 +3144,11 @@
       <w:t>C</w:t>
     </w:r>
     <w:r>
-      <w:t xml:space="preserve">am </w:t>
+      <w:t>am</w:t>
+    </w:r>
+    <w:proofErr w:type="spellEnd"/>
+    <w:r>
+      <w:t xml:space="preserve"> </w:t>
     </w:r>
     <w:r>
       <w:t>Hacking</w:t>
@@ -6780,6 +7203,119 @@
     </w:lvl>
   </w:abstractNum>
   <w:abstractNum w:abstractNumId="36" w15:restartNumberingAfterBreak="0">
+    <w:nsid w:val="641420E5"/>
+    <w:multiLevelType w:val="hybridMultilevel"/>
+    <w:tmpl w:val="43B842B0"/>
+    <w:lvl w:ilvl="0" w:tplc="04090001">
+      <w:start w:val="1"/>
+      <w:numFmt w:val="bullet"/>
+      <w:lvlText w:val=""/>
+      <w:lvlJc w:val="left"/>
+      <w:pPr>
+        <w:ind w:left="720" w:hanging="360"/>
+      </w:pPr>
+      <w:rPr>
+        <w:rFonts w:ascii="Symbol" w:hAnsi="Symbol" w:hint="default"/>
+      </w:rPr>
+    </w:lvl>
+    <w:lvl w:ilvl="1" w:tplc="04090003" w:tentative="1">
+      <w:start w:val="1"/>
+      <w:numFmt w:val="bullet"/>
+      <w:lvlText w:val="o"/>
+      <w:lvlJc w:val="left"/>
+      <w:pPr>
+        <w:ind w:left="1440" w:hanging="360"/>
+      </w:pPr>
+      <w:rPr>
+        <w:rFonts w:ascii="Courier New" w:hAnsi="Courier New" w:cs="Courier New" w:hint="default"/>
+      </w:rPr>
+    </w:lvl>
+    <w:lvl w:ilvl="2" w:tplc="04090005" w:tentative="1">
+      <w:start w:val="1"/>
+      <w:numFmt w:val="bullet"/>
+      <w:lvlText w:val=""/>
+      <w:lvlJc w:val="left"/>
+      <w:pPr>
+        <w:ind w:left="2160" w:hanging="360"/>
+      </w:pPr>
+      <w:rPr>
+        <w:rFonts w:ascii="Wingdings" w:hAnsi="Wingdings" w:hint="default"/>
+      </w:rPr>
+    </w:lvl>
+    <w:lvl w:ilvl="3" w:tplc="04090001" w:tentative="1">
+      <w:start w:val="1"/>
+      <w:numFmt w:val="bullet"/>
+      <w:lvlText w:val=""/>
+      <w:lvlJc w:val="left"/>
+      <w:pPr>
+        <w:ind w:left="2880" w:hanging="360"/>
+      </w:pPr>
+      <w:rPr>
+        <w:rFonts w:ascii="Symbol" w:hAnsi="Symbol" w:hint="default"/>
+      </w:rPr>
+    </w:lvl>
+    <w:lvl w:ilvl="4" w:tplc="04090003" w:tentative="1">
+      <w:start w:val="1"/>
+      <w:numFmt w:val="bullet"/>
+      <w:lvlText w:val="o"/>
+      <w:lvlJc w:val="left"/>
+      <w:pPr>
+        <w:ind w:left="3600" w:hanging="360"/>
+      </w:pPr>
+      <w:rPr>
+        <w:rFonts w:ascii="Courier New" w:hAnsi="Courier New" w:cs="Courier New" w:hint="default"/>
+      </w:rPr>
+    </w:lvl>
+    <w:lvl w:ilvl="5" w:tplc="04090005" w:tentative="1">
+      <w:start w:val="1"/>
+      <w:numFmt w:val="bullet"/>
+      <w:lvlText w:val=""/>
+      <w:lvlJc w:val="left"/>
+      <w:pPr>
+        <w:ind w:left="4320" w:hanging="360"/>
+      </w:pPr>
+      <w:rPr>
+        <w:rFonts w:ascii="Wingdings" w:hAnsi="Wingdings" w:hint="default"/>
+      </w:rPr>
+    </w:lvl>
+    <w:lvl w:ilvl="6" w:tplc="04090001" w:tentative="1">
+      <w:start w:val="1"/>
+      <w:numFmt w:val="bullet"/>
+      <w:lvlText w:val=""/>
+      <w:lvlJc w:val="left"/>
+      <w:pPr>
+        <w:ind w:left="5040" w:hanging="360"/>
+      </w:pPr>
+      <w:rPr>
+        <w:rFonts w:ascii="Symbol" w:hAnsi="Symbol" w:hint="default"/>
+      </w:rPr>
+    </w:lvl>
+    <w:lvl w:ilvl="7" w:tplc="04090003" w:tentative="1">
+      <w:start w:val="1"/>
+      <w:numFmt w:val="bullet"/>
+      <w:lvlText w:val="o"/>
+      <w:lvlJc w:val="left"/>
+      <w:pPr>
+        <w:ind w:left="5760" w:hanging="360"/>
+      </w:pPr>
+      <w:rPr>
+        <w:rFonts w:ascii="Courier New" w:hAnsi="Courier New" w:cs="Courier New" w:hint="default"/>
+      </w:rPr>
+    </w:lvl>
+    <w:lvl w:ilvl="8" w:tplc="04090005" w:tentative="1">
+      <w:start w:val="1"/>
+      <w:numFmt w:val="bullet"/>
+      <w:lvlText w:val=""/>
+      <w:lvlJc w:val="left"/>
+      <w:pPr>
+        <w:ind w:left="6480" w:hanging="360"/>
+      </w:pPr>
+      <w:rPr>
+        <w:rFonts w:ascii="Wingdings" w:hAnsi="Wingdings" w:hint="default"/>
+      </w:rPr>
+    </w:lvl>
+  </w:abstractNum>
+  <w:abstractNum w:abstractNumId="37" w15:restartNumberingAfterBreak="0">
     <w:nsid w:val="6CB47B90"/>
     <w:multiLevelType w:val="multilevel"/>
     <w:tmpl w:val="0409001D"/>
@@ -6892,7 +7428,7 @@
       </w:pPr>
     </w:lvl>
   </w:abstractNum>
-  <w:abstractNum w:abstractNumId="37" w15:restartNumberingAfterBreak="0">
+  <w:abstractNum w:abstractNumId="38" w15:restartNumberingAfterBreak="0">
     <w:nsid w:val="7134223A"/>
     <w:multiLevelType w:val="multilevel"/>
     <w:tmpl w:val="0409001D"/>
@@ -7005,7 +7541,7 @@
       </w:pPr>
     </w:lvl>
   </w:abstractNum>
-  <w:abstractNum w:abstractNumId="38" w15:restartNumberingAfterBreak="0">
+  <w:abstractNum w:abstractNumId="39" w15:restartNumberingAfterBreak="0">
     <w:nsid w:val="73B40823"/>
     <w:multiLevelType w:val="multilevel"/>
     <w:tmpl w:val="0409001D"/>
@@ -7118,7 +7654,7 @@
       </w:pPr>
     </w:lvl>
   </w:abstractNum>
-  <w:abstractNum w:abstractNumId="39" w15:restartNumberingAfterBreak="0">
+  <w:abstractNum w:abstractNumId="40" w15:restartNumberingAfterBreak="0">
     <w:nsid w:val="73C176BD"/>
     <w:multiLevelType w:val="multilevel"/>
     <w:tmpl w:val="0409001D"/>
@@ -7231,7 +7767,7 @@
       </w:pPr>
     </w:lvl>
   </w:abstractNum>
-  <w:abstractNum w:abstractNumId="40" w15:restartNumberingAfterBreak="0">
+  <w:abstractNum w:abstractNumId="41" w15:restartNumberingAfterBreak="0">
     <w:nsid w:val="7419358F"/>
     <w:multiLevelType w:val="multilevel"/>
     <w:tmpl w:val="0409001D"/>
@@ -7344,7 +7880,7 @@
       </w:pPr>
     </w:lvl>
   </w:abstractNum>
-  <w:abstractNum w:abstractNumId="41" w15:restartNumberingAfterBreak="0">
+  <w:abstractNum w:abstractNumId="42" w15:restartNumberingAfterBreak="0">
     <w:nsid w:val="76A26C8E"/>
     <w:multiLevelType w:val="multilevel"/>
     <w:tmpl w:val="0409001D"/>
@@ -7457,7 +7993,7 @@
       </w:pPr>
     </w:lvl>
   </w:abstractNum>
-  <w:abstractNum w:abstractNumId="42" w15:restartNumberingAfterBreak="0">
+  <w:abstractNum w:abstractNumId="43" w15:restartNumberingAfterBreak="0">
     <w:nsid w:val="775B37E6"/>
     <w:multiLevelType w:val="multilevel"/>
     <w:tmpl w:val="0409001D"/>
@@ -7573,7 +8109,7 @@
       </w:pPr>
     </w:lvl>
   </w:abstractNum>
-  <w:abstractNum w:abstractNumId="43" w15:restartNumberingAfterBreak="0">
+  <w:abstractNum w:abstractNumId="44" w15:restartNumberingAfterBreak="0">
     <w:nsid w:val="7B054AF1"/>
     <w:multiLevelType w:val="multilevel"/>
     <w:tmpl w:val="0409001D"/>
@@ -7686,7 +8222,7 @@
       </w:pPr>
     </w:lvl>
   </w:abstractNum>
-  <w:abstractNum w:abstractNumId="44" w15:restartNumberingAfterBreak="0">
+  <w:abstractNum w:abstractNumId="45" w15:restartNumberingAfterBreak="0">
     <w:nsid w:val="7BD20891"/>
     <w:multiLevelType w:val="multilevel"/>
     <w:tmpl w:val="0409001D"/>
@@ -7799,7 +8335,7 @@
       </w:pPr>
     </w:lvl>
   </w:abstractNum>
-  <w:abstractNum w:abstractNumId="45" w15:restartNumberingAfterBreak="0">
+  <w:abstractNum w:abstractNumId="46" w15:restartNumberingAfterBreak="0">
     <w:nsid w:val="7E624256"/>
     <w:multiLevelType w:val="multilevel"/>
     <w:tmpl w:val="0409001D"/>
@@ -7912,7 +8448,7 @@
       </w:pPr>
     </w:lvl>
   </w:abstractNum>
-  <w:abstractNum w:abstractNumId="46" w15:restartNumberingAfterBreak="0">
+  <w:abstractNum w:abstractNumId="47" w15:restartNumberingAfterBreak="0">
     <w:nsid w:val="7ED57643"/>
     <w:multiLevelType w:val="multilevel"/>
     <w:tmpl w:val="0409001D"/>
@@ -8025,7 +8561,7 @@
       </w:pPr>
     </w:lvl>
   </w:abstractNum>
-  <w:abstractNum w:abstractNumId="47" w15:restartNumberingAfterBreak="0">
+  <w:abstractNum w:abstractNumId="48" w15:restartNumberingAfterBreak="0">
     <w:nsid w:val="7F0F27EC"/>
     <w:multiLevelType w:val="hybridMultilevel"/>
     <w:tmpl w:val="C830748C"/>
@@ -8166,13 +8702,13 @@
     <w:abstractNumId w:val="22"/>
   </w:num>
   <w:num w:numId="10" w16cid:durableId="1237201019">
-    <w:abstractNumId w:val="47"/>
+    <w:abstractNumId w:val="48"/>
   </w:num>
   <w:num w:numId="11" w16cid:durableId="981471909">
     <w:abstractNumId w:val="16"/>
   </w:num>
   <w:num w:numId="12" w16cid:durableId="173033198">
-    <w:abstractNumId w:val="42"/>
+    <w:abstractNumId w:val="43"/>
   </w:num>
   <w:num w:numId="13" w16cid:durableId="1300725756">
     <w:abstractNumId w:val="17"/>
@@ -8187,16 +8723,16 @@
     <w:abstractNumId w:val="13"/>
   </w:num>
   <w:num w:numId="17" w16cid:durableId="681779414">
-    <w:abstractNumId w:val="36"/>
+    <w:abstractNumId w:val="37"/>
   </w:num>
   <w:num w:numId="18" w16cid:durableId="1925992658">
     <w:abstractNumId w:val="0"/>
   </w:num>
   <w:num w:numId="19" w16cid:durableId="1427579412">
-    <w:abstractNumId w:val="37"/>
+    <w:abstractNumId w:val="38"/>
   </w:num>
   <w:num w:numId="20" w16cid:durableId="1573813900">
-    <w:abstractNumId w:val="40"/>
+    <w:abstractNumId w:val="41"/>
   </w:num>
   <w:num w:numId="21" w16cid:durableId="866916917">
     <w:abstractNumId w:val="33"/>
@@ -8205,7 +8741,7 @@
     <w:abstractNumId w:val="29"/>
   </w:num>
   <w:num w:numId="23" w16cid:durableId="977145196">
-    <w:abstractNumId w:val="46"/>
+    <w:abstractNumId w:val="47"/>
   </w:num>
   <w:num w:numId="24" w16cid:durableId="626007738">
     <w:abstractNumId w:val="19"/>
@@ -8220,22 +8756,22 @@
     <w:abstractNumId w:val="20"/>
   </w:num>
   <w:num w:numId="28" w16cid:durableId="805201598">
-    <w:abstractNumId w:val="39"/>
+    <w:abstractNumId w:val="40"/>
   </w:num>
   <w:num w:numId="29" w16cid:durableId="1220438109">
-    <w:abstractNumId w:val="43"/>
+    <w:abstractNumId w:val="44"/>
   </w:num>
   <w:num w:numId="30" w16cid:durableId="827751315">
     <w:abstractNumId w:val="11"/>
   </w:num>
   <w:num w:numId="31" w16cid:durableId="566115693">
-    <w:abstractNumId w:val="45"/>
+    <w:abstractNumId w:val="46"/>
   </w:num>
   <w:num w:numId="32" w16cid:durableId="495221267">
     <w:abstractNumId w:val="9"/>
   </w:num>
   <w:num w:numId="33" w16cid:durableId="1033073384">
-    <w:abstractNumId w:val="44"/>
+    <w:abstractNumId w:val="45"/>
   </w:num>
   <w:num w:numId="34" w16cid:durableId="1246649681">
     <w:abstractNumId w:val="26"/>
@@ -8256,7 +8792,7 @@
     <w:abstractNumId w:val="3"/>
   </w:num>
   <w:num w:numId="40" w16cid:durableId="2014721954">
-    <w:abstractNumId w:val="41"/>
+    <w:abstractNumId w:val="42"/>
   </w:num>
   <w:num w:numId="41" w16cid:durableId="839275580">
     <w:abstractNumId w:val="23"/>
@@ -8274,13 +8810,16 @@
     <w:abstractNumId w:val="31"/>
   </w:num>
   <w:num w:numId="46" w16cid:durableId="1069039124">
-    <w:abstractNumId w:val="38"/>
+    <w:abstractNumId w:val="39"/>
   </w:num>
   <w:num w:numId="47" w16cid:durableId="936524891">
     <w:abstractNumId w:val="7"/>
   </w:num>
   <w:num w:numId="48" w16cid:durableId="111482547">
     <w:abstractNumId w:val="1"/>
+  </w:num>
+  <w:num w:numId="49" w16cid:durableId="2322168">
+    <w:abstractNumId w:val="36"/>
   </w:num>
   <w:numIdMacAtCleanup w:val="6"/>
 </w:numbering>
@@ -8389,7 +8928,7 @@
     <w:lsdException w:name="Body Text Indent 2" w:semiHidden="1" w:unhideWhenUsed="1"/>
     <w:lsdException w:name="Body Text Indent 3" w:semiHidden="1" w:unhideWhenUsed="1"/>
     <w:lsdException w:name="Block Text" w:semiHidden="1" w:unhideWhenUsed="1"/>
-    <w:lsdException w:name="Hyperlink" w:semiHidden="1" w:uiPriority="0" w:unhideWhenUsed="1"/>
+    <w:lsdException w:name="Hyperlink" w:semiHidden="1" w:unhideWhenUsed="1"/>
     <w:lsdException w:name="FollowedHyperlink" w:semiHidden="1" w:uiPriority="0" w:unhideWhenUsed="1"/>
     <w:lsdException w:name="Strong" w:uiPriority="22" w:qFormat="1"/>
     <w:lsdException w:name="Emphasis" w:uiPriority="20" w:qFormat="1"/>
@@ -8684,7 +9223,7 @@
   <w:style w:type="paragraph" w:default="1" w:styleId="Normal">
     <w:name w:val="Normal"/>
     <w:qFormat/>
-    <w:rsid w:val="00542E2C"/>
+    <w:rsid w:val="004D007D"/>
     <w:pPr>
       <w:spacing w:before="160" w:after="80" w:line="336" w:lineRule="auto"/>
     </w:pPr>
@@ -8700,7 +9239,7 @@
     <w:next w:val="Normal"/>
     <w:link w:val="Heading1Char"/>
     <w:qFormat/>
-    <w:rsid w:val="00542E2C"/>
+    <w:rsid w:val="004D007D"/>
     <w:pPr>
       <w:keepNext/>
       <w:spacing w:before="400" w:after="200" w:line="240" w:lineRule="auto"/>
@@ -8720,7 +9259,7 @@
     <w:next w:val="Normal"/>
     <w:link w:val="Heading2Char"/>
     <w:qFormat/>
-    <w:rsid w:val="00542E2C"/>
+    <w:rsid w:val="004D007D"/>
     <w:pPr>
       <w:keepNext/>
       <w:pBdr>
@@ -8744,7 +9283,7 @@
     <w:next w:val="Normal"/>
     <w:link w:val="Heading3Char"/>
     <w:qFormat/>
-    <w:rsid w:val="00542E2C"/>
+    <w:rsid w:val="004D007D"/>
     <w:pPr>
       <w:keepNext/>
       <w:autoSpaceDE w:val="0"/>
@@ -8765,7 +9304,7 @@
     <w:uiPriority w:val="1"/>
     <w:semiHidden/>
     <w:unhideWhenUsed/>
-    <w:rsid w:val="00542E2C"/>
+    <w:rsid w:val="004D007D"/>
   </w:style>
   <w:style w:type="table" w:default="1" w:styleId="TableNormal">
     <w:name w:val="Normal Table"/>
@@ -8787,14 +9326,14 @@
     <w:uiPriority w:val="99"/>
     <w:semiHidden/>
     <w:unhideWhenUsed/>
-    <w:rsid w:val="00542E2C"/>
+    <w:rsid w:val="004D007D"/>
   </w:style>
   <w:style w:type="paragraph" w:styleId="ListParagraph">
     <w:name w:val="List Paragraph"/>
     <w:basedOn w:val="Normal"/>
     <w:uiPriority w:val="34"/>
     <w:qFormat/>
-    <w:rsid w:val="00542E2C"/>
+    <w:rsid w:val="004D007D"/>
     <w:pPr>
       <w:ind w:left="720"/>
     </w:pPr>
@@ -8803,7 +9342,7 @@
     <w:name w:val="header"/>
     <w:basedOn w:val="Normal"/>
     <w:link w:val="HeaderChar"/>
-    <w:rsid w:val="00542E2C"/>
+    <w:rsid w:val="004D007D"/>
     <w:pPr>
       <w:tabs>
         <w:tab w:val="left" w:pos="5040"/>
@@ -8829,7 +9368,7 @@
     <w:name w:val="footer"/>
     <w:basedOn w:val="Normal"/>
     <w:link w:val="FooterChar"/>
-    <w:rsid w:val="00542E2C"/>
+    <w:rsid w:val="004D007D"/>
     <w:pPr>
       <w:pBdr>
         <w:top w:val="single" w:sz="4" w:space="1" w:color="auto"/>
@@ -8887,7 +9426,8 @@
   </w:style>
   <w:style w:type="character" w:styleId="Hyperlink">
     <w:name w:val="Hyperlink"/>
-    <w:rsid w:val="00542E2C"/>
+    <w:uiPriority w:val="99"/>
+    <w:rsid w:val="004D007D"/>
     <w:rPr>
       <w:color w:val="0000FF"/>
       <w:u w:val="single"/>
@@ -8895,7 +9435,7 @@
   </w:style>
   <w:style w:type="character" w:styleId="FollowedHyperlink">
     <w:name w:val="FollowedHyperlink"/>
-    <w:rsid w:val="00542E2C"/>
+    <w:rsid w:val="004D007D"/>
     <w:rPr>
       <w:color w:val="800080"/>
       <w:u w:val="single"/>
@@ -8943,7 +9483,7 @@
   <w:style w:type="paragraph" w:customStyle="1" w:styleId="NumberedHeading2">
     <w:name w:val="Numbered Heading 2"/>
     <w:basedOn w:val="Normal"/>
-    <w:rsid w:val="00542E2C"/>
+    <w:rsid w:val="004D007D"/>
     <w:pPr>
       <w:numPr>
         <w:numId w:val="1"/>
@@ -8953,7 +9493,7 @@
   <w:style w:type="paragraph" w:customStyle="1" w:styleId="Outlinenumbering">
     <w:name w:val="Outline numbering"/>
     <w:basedOn w:val="Normal"/>
-    <w:rsid w:val="00542E2C"/>
+    <w:rsid w:val="004D007D"/>
     <w:pPr>
       <w:numPr>
         <w:numId w:val="2"/>
@@ -8971,7 +9511,7 @@
   <w:style w:type="character" w:styleId="PageNumber">
     <w:name w:val="page number"/>
     <w:basedOn w:val="DefaultParagraphFont"/>
-    <w:rsid w:val="00542E2C"/>
+    <w:rsid w:val="004D007D"/>
   </w:style>
   <w:style w:type="character" w:customStyle="1" w:styleId="UnresolvedMention1">
     <w:name w:val="Unresolved Mention1"/>
@@ -9011,7 +9551,7 @@
     <w:uiPriority w:val="39"/>
     <w:unhideWhenUsed/>
     <w:qFormat/>
-    <w:rsid w:val="00542E2C"/>
+    <w:rsid w:val="004D007D"/>
     <w:pPr>
       <w:keepLines/>
       <w:spacing w:after="0" w:line="259" w:lineRule="auto"/>
@@ -9028,7 +9568,7 @@
     <w:name w:val="Code"/>
     <w:basedOn w:val="Normal"/>
     <w:qFormat/>
-    <w:rsid w:val="00542E2C"/>
+    <w:rsid w:val="004D007D"/>
     <w:pPr>
       <w:spacing w:before="80" w:line="240" w:lineRule="auto"/>
     </w:pPr>
@@ -9043,7 +9583,7 @@
     <w:autoRedefine/>
     <w:uiPriority w:val="39"/>
     <w:unhideWhenUsed/>
-    <w:rsid w:val="00542E2C"/>
+    <w:rsid w:val="004D007D"/>
     <w:pPr>
       <w:spacing w:after="100" w:line="240" w:lineRule="auto"/>
     </w:pPr>
@@ -9055,7 +9595,7 @@
     <w:autoRedefine/>
     <w:uiPriority w:val="39"/>
     <w:unhideWhenUsed/>
-    <w:rsid w:val="00542E2C"/>
+    <w:rsid w:val="004D007D"/>
     <w:pPr>
       <w:spacing w:after="100" w:line="240" w:lineRule="auto"/>
       <w:ind w:left="202"/>
@@ -9069,7 +9609,7 @@
     <w:uiPriority w:val="39"/>
     <w:semiHidden/>
     <w:unhideWhenUsed/>
-    <w:rsid w:val="00542E2C"/>
+    <w:rsid w:val="004D007D"/>
     <w:pPr>
       <w:spacing w:after="100" w:line="240" w:lineRule="auto"/>
       <w:ind w:left="403"/>
@@ -9093,6 +9633,18 @@
         <w:insideV w:val="single" w:sz="4" w:space="0" w:color="auto"/>
       </w:tblBorders>
     </w:tblPr>
+  </w:style>
+  <w:style w:type="character" w:styleId="UnresolvedMention">
+    <w:name w:val="Unresolved Mention"/>
+    <w:basedOn w:val="DefaultParagraphFont"/>
+    <w:uiPriority w:val="99"/>
+    <w:semiHidden/>
+    <w:unhideWhenUsed/>
+    <w:rsid w:val="004D007D"/>
+    <w:rPr>
+      <w:color w:val="605E5C"/>
+      <w:shd w:val="clear" w:color="auto" w:fill="E1DFDD"/>
+    </w:rPr>
   </w:style>
 </w:styles>
 </file>
@@ -9203,6 +9755,27 @@
     <w:pitch w:val="variable"/>
     <w:sig w:usb0="E0002EFF" w:usb1="C000785B" w:usb2="00000009" w:usb3="00000000" w:csb0="000001FF" w:csb1="00000000"/>
   </w:font>
+  <w:font w:name="Symbol">
+    <w:panose1 w:val="05050102010706020507"/>
+    <w:charset w:val="02"/>
+    <w:family w:val="roman"/>
+    <w:pitch w:val="variable"/>
+    <w:sig w:usb0="00000000" w:usb1="10000000" w:usb2="00000000" w:usb3="00000000" w:csb0="80000000" w:csb1="00000000"/>
+  </w:font>
+  <w:font w:name="Courier New">
+    <w:panose1 w:val="02070309020205020404"/>
+    <w:charset w:val="00"/>
+    <w:family w:val="modern"/>
+    <w:pitch w:val="fixed"/>
+    <w:sig w:usb0="E0002EFF" w:usb1="C0007843" w:usb2="00000009" w:usb3="00000000" w:csb0="000001FF" w:csb1="00000000"/>
+  </w:font>
+  <w:font w:name="Wingdings">
+    <w:panose1 w:val="05000000000000000000"/>
+    <w:charset w:val="02"/>
+    <w:family w:val="auto"/>
+    <w:pitch w:val="variable"/>
+    <w:sig w:usb0="00000000" w:usb1="10000000" w:usb2="00000000" w:usb3="00000000" w:csb0="80000000" w:csb1="00000000"/>
+  </w:font>
   <w:font w:name="Calibri">
     <w:panose1 w:val="020F0502020204030204"/>
     <w:charset w:val="00"/>
@@ -9237,20 +9810,6 @@
     <w:family w:val="swiss"/>
     <w:pitch w:val="variable"/>
     <w:sig w:usb0="E1002EFF" w:usb1="C000605B" w:usb2="00000029" w:usb3="00000000" w:csb0="000101FF" w:csb1="00000000"/>
-  </w:font>
-  <w:font w:name="Courier New">
-    <w:panose1 w:val="02070309020205020404"/>
-    <w:charset w:val="00"/>
-    <w:family w:val="modern"/>
-    <w:pitch w:val="fixed"/>
-    <w:sig w:usb0="E0002EFF" w:usb1="C0007843" w:usb2="00000009" w:usb3="00000000" w:csb0="000001FF" w:csb1="00000000"/>
-  </w:font>
-  <w:font w:name="Wingdings">
-    <w:panose1 w:val="05000000000000000000"/>
-    <w:charset w:val="02"/>
-    <w:family w:val="auto"/>
-    <w:pitch w:val="variable"/>
-    <w:sig w:usb0="00000000" w:usb1="10000000" w:usb2="00000000" w:usb3="00000000" w:csb0="80000000" w:csb1="00000000"/>
   </w:font>
   <w:font w:name="Cambria">
     <w:panose1 w:val="02040503050406030204"/>
@@ -9290,6 +9849,7 @@
   </w:compat>
   <w:rsids>
     <w:rsidRoot w:val="00FB3561"/>
+    <w:rsid w:val="000578A5"/>
     <w:rsid w:val="00231802"/>
     <w:rsid w:val="00390FCD"/>
     <w:rsid w:val="006D00A1"/>

--- a/Ethical_Hacking/WebCam_Hacking.docx
+++ b/Ethical_Hacking/WebCam_Hacking.docx
@@ -6,10 +6,12 @@
       <w:pPr>
         <w:pStyle w:val="Heading1"/>
       </w:pPr>
-      <w:bookmarkStart w:id="0" w:name="_Toc195876655"/>
+      <w:bookmarkStart w:id="0" w:name="_Toc197157045"/>
+      <w:proofErr w:type="spellStart"/>
       <w:r>
         <w:t>WebCam</w:t>
       </w:r>
+      <w:proofErr w:type="spellEnd"/>
       <w:r>
         <w:t xml:space="preserve"> Hacking</w:t>
       </w:r>
@@ -67,7 +69,7 @@
           <w:r>
             <w:fldChar w:fldCharType="separate"/>
           </w:r>
-          <w:hyperlink w:anchor="_Toc195876655" w:history="1">
+          <w:hyperlink w:anchor="_Toc197157045" w:history="1">
             <w:r>
               <w:rPr>
                 <w:rStyle w:val="Hyperlink"/>
@@ -95,7 +97,7 @@
                 <w:noProof/>
                 <w:webHidden/>
               </w:rPr>
-              <w:instrText xml:space="preserve"> PAGEREF _Toc195876655 \h </w:instrText>
+              <w:instrText xml:space="preserve"> PAGEREF _Toc197157045 \h </w:instrText>
             </w:r>
             <w:r>
               <w:rPr>
@@ -140,7 +142,7 @@
               <w14:ligatures w14:val="standardContextual"/>
             </w:rPr>
           </w:pPr>
-          <w:hyperlink w:anchor="_Toc195876656" w:history="1">
+          <w:hyperlink w:anchor="_Toc197157046" w:history="1">
             <w:r>
               <w:rPr>
                 <w:rStyle w:val="Hyperlink"/>
@@ -168,7 +170,7 @@
                 <w:noProof/>
                 <w:webHidden/>
               </w:rPr>
-              <w:instrText xml:space="preserve"> PAGEREF _Toc195876656 \h </w:instrText>
+              <w:instrText xml:space="preserve"> PAGEREF _Toc197157046 \h </w:instrText>
             </w:r>
             <w:r>
               <w:rPr>
@@ -213,7 +215,7 @@
               <w14:ligatures w14:val="standardContextual"/>
             </w:rPr>
           </w:pPr>
-          <w:hyperlink w:anchor="_Toc195876657" w:history="1">
+          <w:hyperlink w:anchor="_Toc197157047" w:history="1">
             <w:r>
               <w:rPr>
                 <w:rStyle w:val="Hyperlink"/>
@@ -241,7 +243,7 @@
                 <w:noProof/>
                 <w:webHidden/>
               </w:rPr>
-              <w:instrText xml:space="preserve"> PAGEREF _Toc195876657 \h </w:instrText>
+              <w:instrText xml:space="preserve"> PAGEREF _Toc197157047 \h </w:instrText>
             </w:r>
             <w:r>
               <w:rPr>
@@ -286,7 +288,7 @@
               <w14:ligatures w14:val="standardContextual"/>
             </w:rPr>
           </w:pPr>
-          <w:hyperlink w:anchor="_Toc195876658" w:history="1">
+          <w:hyperlink w:anchor="_Toc197157048" w:history="1">
             <w:r>
               <w:rPr>
                 <w:rStyle w:val="Hyperlink"/>
@@ -314,7 +316,7 @@
                 <w:noProof/>
                 <w:webHidden/>
               </w:rPr>
-              <w:instrText xml:space="preserve"> PAGEREF _Toc195876658 \h </w:instrText>
+              <w:instrText xml:space="preserve"> PAGEREF _Toc197157048 \h </w:instrText>
             </w:r>
             <w:r>
               <w:rPr>
@@ -359,7 +361,7 @@
               <w14:ligatures w14:val="standardContextual"/>
             </w:rPr>
           </w:pPr>
-          <w:hyperlink w:anchor="_Toc195876659" w:history="1">
+          <w:hyperlink w:anchor="_Toc197157049" w:history="1">
             <w:r>
               <w:rPr>
                 <w:rStyle w:val="Hyperlink"/>
@@ -387,7 +389,7 @@
                 <w:noProof/>
                 <w:webHidden/>
               </w:rPr>
-              <w:instrText xml:space="preserve"> PAGEREF _Toc195876659 \h </w:instrText>
+              <w:instrText xml:space="preserve"> PAGEREF _Toc197157049 \h </w:instrText>
             </w:r>
             <w:r>
               <w:rPr>
@@ -432,7 +434,7 @@
               <w14:ligatures w14:val="standardContextual"/>
             </w:rPr>
           </w:pPr>
-          <w:hyperlink w:anchor="_Toc195876660" w:history="1">
+          <w:hyperlink w:anchor="_Toc197157050" w:history="1">
             <w:r>
               <w:rPr>
                 <w:rStyle w:val="Hyperlink"/>
@@ -460,7 +462,7 @@
                 <w:noProof/>
                 <w:webHidden/>
               </w:rPr>
-              <w:instrText xml:space="preserve"> PAGEREF _Toc195876660 \h </w:instrText>
+              <w:instrText xml:space="preserve"> PAGEREF _Toc197157050 \h </w:instrText>
             </w:r>
             <w:r>
               <w:rPr>
@@ -505,14 +507,14 @@
               <w14:ligatures w14:val="standardContextual"/>
             </w:rPr>
           </w:pPr>
-          <w:hyperlink w:anchor="_Toc195876661" w:history="1">
+          <w:hyperlink w:anchor="_Toc197157051" w:history="1">
             <w:r>
               <w:rPr>
                 <w:rStyle w:val="Hyperlink"/>
                 <w:rFonts w:eastAsia="Arial Unicode MS"/>
                 <w:noProof/>
               </w:rPr>
-              <w:t>Hack the WebCam</w:t>
+              <w:t>Bash Injection Web Cam</w:t>
             </w:r>
             <w:r>
               <w:rPr>
@@ -533,7 +535,7 @@
                 <w:noProof/>
                 <w:webHidden/>
               </w:rPr>
-              <w:instrText xml:space="preserve"> PAGEREF _Toc195876661 \h </w:instrText>
+              <w:instrText xml:space="preserve"> PAGEREF _Toc197157051 \h </w:instrText>
             </w:r>
             <w:r>
               <w:rPr>
@@ -578,7 +580,7 @@
               <w14:ligatures w14:val="standardContextual"/>
             </w:rPr>
           </w:pPr>
-          <w:hyperlink w:anchor="_Toc195876662" w:history="1">
+          <w:hyperlink w:anchor="_Toc197157052" w:history="1">
             <w:r>
               <w:rPr>
                 <w:rStyle w:val="Hyperlink"/>
@@ -606,7 +608,7 @@
                 <w:noProof/>
                 <w:webHidden/>
               </w:rPr>
-              <w:instrText xml:space="preserve"> PAGEREF _Toc195876662 \h </w:instrText>
+              <w:instrText xml:space="preserve"> PAGEREF _Toc197157052 \h </w:instrText>
             </w:r>
             <w:r>
               <w:rPr>
@@ -651,7 +653,7 @@
               <w14:ligatures w14:val="standardContextual"/>
             </w:rPr>
           </w:pPr>
-          <w:hyperlink w:anchor="_Toc195876663" w:history="1">
+          <w:hyperlink w:anchor="_Toc197157053" w:history="1">
             <w:r>
               <w:rPr>
                 <w:rStyle w:val="Hyperlink"/>
@@ -679,7 +681,7 @@
                 <w:noProof/>
                 <w:webHidden/>
               </w:rPr>
-              <w:instrText xml:space="preserve"> PAGEREF _Toc195876663 \h </w:instrText>
+              <w:instrText xml:space="preserve"> PAGEREF _Toc197157053 \h </w:instrText>
             </w:r>
             <w:r>
               <w:rPr>
@@ -724,7 +726,7 @@
               <w14:ligatures w14:val="standardContextual"/>
             </w:rPr>
           </w:pPr>
-          <w:hyperlink w:anchor="_Toc195876664" w:history="1">
+          <w:hyperlink w:anchor="_Toc197157054" w:history="1">
             <w:r>
               <w:rPr>
                 <w:rStyle w:val="Hyperlink"/>
@@ -752,7 +754,7 @@
                 <w:noProof/>
                 <w:webHidden/>
               </w:rPr>
-              <w:instrText xml:space="preserve"> PAGEREF _Toc195876664 \h </w:instrText>
+              <w:instrText xml:space="preserve"> PAGEREF _Toc197157054 \h </w:instrText>
             </w:r>
             <w:r>
               <w:rPr>
@@ -835,14 +837,22 @@
         <w:t xml:space="preserve">. </w:t>
       </w:r>
       <w:r>
-        <w:t>TP-LINK NC200 and NC220 Cloud IP Cameras, which promise to let consumers “see there, when you can’t be there,” are vulnerable to an OS command injection in the PPPoE username and password settings. An attacker can leverage this weakness to get a remote shell with root privileges.</w:t>
+        <w:t xml:space="preserve">TP-LINK NC200 and NC220 Cloud IP Cameras, which promise to let consumers “see there, when you can’t be there,” are vulnerable to an OS command injection in the </w:t>
+      </w:r>
+      <w:proofErr w:type="spellStart"/>
+      <w:r>
+        <w:t>PPPoE</w:t>
+      </w:r>
+      <w:proofErr w:type="spellEnd"/>
+      <w:r>
+        <w:t xml:space="preserve"> username and password settings. An attacker can leverage this weakness to get a remote shell with root privileges.</w:t>
       </w:r>
     </w:p>
     <w:p>
       <w:pPr>
         <w:pStyle w:val="Heading1"/>
       </w:pPr>
-      <w:bookmarkStart w:id="1" w:name="_Toc195876656"/>
+      <w:bookmarkStart w:id="1" w:name="_Toc197157046"/>
       <w:r>
         <w:t>Marai Botnet</w:t>
       </w:r>
@@ -915,7 +925,7 @@
       <w:pPr>
         <w:pStyle w:val="Heading1"/>
       </w:pPr>
-      <w:bookmarkStart w:id="2" w:name="_Toc195876657"/>
+      <w:bookmarkStart w:id="2" w:name="_Toc197157047"/>
       <w:r>
         <w:t>Assignment 1: Reflection</w:t>
       </w:r>
@@ -943,7 +953,7 @@
         <w:pStyle w:val="Heading1"/>
       </w:pPr>
       <w:bookmarkStart w:id="3" w:name="_Toc164244561"/>
-      <w:bookmarkStart w:id="4" w:name="_Toc195876658"/>
+      <w:bookmarkStart w:id="4" w:name="_Toc197157048"/>
       <w:r>
         <w:rPr>
           <w:noProof/>
@@ -1161,11 +1171,16 @@
       <w:pPr>
         <w:pStyle w:val="Heading1"/>
       </w:pPr>
-      <w:bookmarkStart w:id="5" w:name="_Toc195876659"/>
-      <w:r>
-        <w:t>Find the WebCam</w:t>
+      <w:bookmarkStart w:id="5" w:name="_Toc197157049"/>
+      <w:r>
+        <w:t xml:space="preserve">Find the </w:t>
+      </w:r>
+      <w:proofErr w:type="spellStart"/>
+      <w:r>
+        <w:t>WebCam</w:t>
       </w:r>
       <w:bookmarkEnd w:id="5"/>
+      <w:proofErr w:type="spellEnd"/>
     </w:p>
     <w:p>
       <w:pPr>
@@ -1268,8 +1283,13 @@
             <w:pPr>
               <w:pStyle w:val="Code"/>
             </w:pPr>
+            <w:proofErr w:type="spellStart"/>
             <w:r>
-              <w:t>nmap -T4 -F X.X.X.0/24</w:t>
+              <w:t>nmap</w:t>
+            </w:r>
+            <w:proofErr w:type="spellEnd"/>
+            <w:r>
+              <w:t xml:space="preserve"> -T4 -F X.X.X.0/24</w:t>
             </w:r>
           </w:p>
         </w:tc>
@@ -1298,8 +1318,13 @@
       <w:r>
         <w:t>(</w:t>
       </w:r>
-      <w:r>
-        <w:t>Tp-Link</w:t>
+      <w:proofErr w:type="spellStart"/>
+      <w:r>
+        <w:t>Tp</w:t>
+      </w:r>
+      <w:proofErr w:type="spellEnd"/>
+      <w:r>
+        <w:t>-Link</w:t>
       </w:r>
       <w:r>
         <w:t>)</w:t>
@@ -1321,11 +1346,16 @@
       <w:pPr>
         <w:pStyle w:val="Heading1"/>
       </w:pPr>
-      <w:bookmarkStart w:id="6" w:name="_Toc195876660"/>
-      <w:r>
-        <w:t>Factory Default the WebCam</w:t>
+      <w:bookmarkStart w:id="6" w:name="_Toc197157050"/>
+      <w:r>
+        <w:t xml:space="preserve">Factory Default the </w:t>
+      </w:r>
+      <w:proofErr w:type="spellStart"/>
+      <w:r>
+        <w:t>WebCam</w:t>
       </w:r>
       <w:bookmarkEnd w:id="6"/>
+      <w:proofErr w:type="spellEnd"/>
     </w:p>
     <w:p>
       <w:r>
@@ -1341,7 +1371,15 @@
         <w:t xml:space="preserve"> </w:t>
       </w:r>
       <w:r>
-        <w:t xml:space="preserve">(bourne again shell) </w:t>
+        <w:t>(</w:t>
+      </w:r>
+      <w:proofErr w:type="spellStart"/>
+      <w:r>
+        <w:t>bourne</w:t>
+      </w:r>
+      <w:proofErr w:type="spellEnd"/>
+      <w:r>
+        <w:t xml:space="preserve"> again shell) </w:t>
       </w:r>
       <w:r>
         <w:t>injection attack.</w:t>
@@ -1440,7 +1478,23 @@
           <w:b/>
           <w:bCs/>
         </w:rPr>
-        <w:t>{ipaddress}/index.html</w:t>
+        <w:t>{</w:t>
+      </w:r>
+      <w:proofErr w:type="spellStart"/>
+      <w:r>
+        <w:rPr>
+          <w:b/>
+          <w:bCs/>
+        </w:rPr>
+        <w:t>ipaddress</w:t>
+      </w:r>
+      <w:proofErr w:type="spellEnd"/>
+      <w:r>
+        <w:rPr>
+          <w:b/>
+          <w:bCs/>
+        </w:rPr>
+        <w:t>}/index.html</w:t>
       </w:r>
     </w:p>
     <w:p>
@@ -1481,6 +1535,16 @@
       </w:r>
       <w:r>
         <w:t xml:space="preserve"> on Google.</w:t>
+      </w:r>
+      <w:r>
+        <w:t xml:space="preserve"> </w:t>
+      </w:r>
+      <w:r>
+        <w:rPr>
+          <w:b/>
+          <w:bCs/>
+        </w:rPr>
+        <w:t>TP-Link NC200</w:t>
       </w:r>
     </w:p>
     <w:p>
@@ -1798,6 +1862,7 @@
       <w:r>
         <w:t xml:space="preserve"> enable </w:t>
       </w:r>
+      <w:proofErr w:type="spellStart"/>
       <w:r>
         <w:rPr>
           <w:b/>
@@ -1805,15 +1870,16 @@
         </w:rPr>
         <w:t>PPPoE</w:t>
       </w:r>
+      <w:proofErr w:type="spellEnd"/>
     </w:p>
     <w:p>
       <w:pPr>
         <w:pStyle w:val="Heading1"/>
       </w:pPr>
-      <w:bookmarkStart w:id="7" w:name="_Toc195876661"/>
+      <w:bookmarkStart w:id="7" w:name="_Toc197157051"/>
       <w:r>
         <w:lastRenderedPageBreak/>
-        <w:t>Hack the WebCam</w:t>
+        <w:t>Bash Injection Web Cam</w:t>
       </w:r>
       <w:bookmarkEnd w:id="7"/>
     </w:p>
@@ -1888,7 +1954,23 @@
               <w:pStyle w:val="Code"/>
             </w:pPr>
             <w:r>
-              <w:t>$(cat /etc/passwd &gt; /usr/local/www/hash.txt)</w:t>
+              <w:t>$(cat /</w:t>
+            </w:r>
+            <w:proofErr w:type="spellStart"/>
+            <w:r>
+              <w:t>etc</w:t>
+            </w:r>
+            <w:proofErr w:type="spellEnd"/>
+            <w:r>
+              <w:t>/passwd &gt; /</w:t>
+            </w:r>
+            <w:proofErr w:type="spellStart"/>
+            <w:r>
+              <w:t>usr</w:t>
+            </w:r>
+            <w:proofErr w:type="spellEnd"/>
+            <w:r>
+              <w:t>/local/www/hash.txt)</w:t>
             </w:r>
           </w:p>
         </w:tc>
@@ -1956,7 +2038,15 @@
               <w:pStyle w:val="Code"/>
             </w:pPr>
             <w:r>
-              <w:t>{camera ip address}/hash.txt</w:t>
+              <w:t xml:space="preserve">{camera </w:t>
+            </w:r>
+            <w:proofErr w:type="spellStart"/>
+            <w:r>
+              <w:t>ip</w:t>
+            </w:r>
+            <w:proofErr w:type="spellEnd"/>
+            <w:r>
+              <w:t xml:space="preserve"> address}/hash.txt</w:t>
             </w:r>
           </w:p>
         </w:tc>
@@ -2331,11 +2421,16 @@
       <w:pPr>
         <w:pStyle w:val="Heading1"/>
       </w:pPr>
-      <w:bookmarkStart w:id="8" w:name="_Toc195876662"/>
-      <w:r>
-        <w:t>Hack the WebCam</w:t>
+      <w:bookmarkStart w:id="8" w:name="_Toc197157052"/>
+      <w:r>
+        <w:t xml:space="preserve">Hack the </w:t>
+      </w:r>
+      <w:proofErr w:type="spellStart"/>
+      <w:r>
+        <w:t>WebCam</w:t>
       </w:r>
       <w:bookmarkEnd w:id="8"/>
+      <w:proofErr w:type="spellEnd"/>
     </w:p>
     <w:p>
       <w:pPr>
@@ -2447,7 +2542,15 @@
               <w:pStyle w:val="Code"/>
             </w:pPr>
             <w:r>
-              <w:t>$(telnetd)</w:t>
+              <w:t>$(</w:t>
+            </w:r>
+            <w:proofErr w:type="spellStart"/>
+            <w:r>
+              <w:t>telnetd</w:t>
+            </w:r>
+            <w:proofErr w:type="spellEnd"/>
+            <w:r>
+              <w:t>)</w:t>
             </w:r>
           </w:p>
         </w:tc>
@@ -2512,11 +2615,16 @@
               <w:t xml:space="preserve">telnet </w:t>
             </w:r>
             <w:r>
-              <w:t>{ipa</w:t>
+              <w:t>{</w:t>
+            </w:r>
+            <w:proofErr w:type="spellStart"/>
+            <w:r>
+              <w:t>ipa</w:t>
             </w:r>
             <w:r>
               <w:t>ddress</w:t>
             </w:r>
+            <w:proofErr w:type="spellEnd"/>
             <w:r>
               <w:t>}</w:t>
             </w:r>
@@ -2890,19 +2998,28 @@
       <w:r>
         <w:t xml:space="preserve">Restart Kali: </w:t>
       </w:r>
+      <w:proofErr w:type="spellStart"/>
       <w:r>
         <w:rPr>
           <w:b/>
           <w:bCs/>
         </w:rPr>
-        <w:t>sudo reboot</w:t>
+        <w:t>sudo</w:t>
+      </w:r>
+      <w:proofErr w:type="spellEnd"/>
+      <w:r>
+        <w:rPr>
+          <w:b/>
+          <w:bCs/>
+        </w:rPr>
+        <w:t xml:space="preserve"> reboot</w:t>
       </w:r>
     </w:p>
     <w:p>
       <w:pPr>
         <w:pStyle w:val="Heading1"/>
       </w:pPr>
-      <w:bookmarkStart w:id="9" w:name="_Toc195876663"/>
+      <w:bookmarkStart w:id="9" w:name="_Toc197157053"/>
       <w:r>
         <w:lastRenderedPageBreak/>
         <w:t>Assignment 2: Reflection</w:t>
@@ -2918,7 +3035,7 @@
       <w:pPr>
         <w:pStyle w:val="Heading2"/>
       </w:pPr>
-      <w:bookmarkStart w:id="10" w:name="_Toc195876664"/>
+      <w:bookmarkStart w:id="10" w:name="_Toc197157054"/>
       <w:r>
         <w:t>Assignment Submission</w:t>
       </w:r>
@@ -2937,12 +3054,7 @@
     </w:p>
     <w:p/>
     <w:sectPr>
-      <w:headerReference w:type="even" r:id="rId13"/>
-      <w:headerReference w:type="default" r:id="rId14"/>
-      <w:footerReference w:type="even" r:id="rId15"/>
-      <w:footerReference w:type="default" r:id="rId16"/>
-      <w:headerReference w:type="first" r:id="rId17"/>
-      <w:footerReference w:type="first" r:id="rId18"/>
+      <w:footerReference w:type="default" r:id="rId13"/>
       <w:pgSz w:w="12240" w:h="15840"/>
       <w:pgMar w:top="1440" w:right="1440" w:bottom="1440" w:left="1440" w:header="720" w:footer="720" w:gutter="0"/>
       <w:cols w:space="720"/>
@@ -2982,21 +3094,12 @@
   <w:p>
     <w:pPr>
       <w:pStyle w:val="Footer"/>
-    </w:pPr>
-  </w:p>
-</w:ftr>
-</file>
-
-<file path=word/footer2.xml><?xml version="1.0" encoding="utf-8"?>
-<w:ftr xmlns:wpc="http://schemas.microsoft.com/office/word/2010/wordprocessingCanvas" xmlns:cx="http://schemas.microsoft.com/office/drawing/2014/chartex" xmlns:cx1="http://schemas.microsoft.com/office/drawing/2015/9/8/chartex" xmlns:cx2="http://schemas.microsoft.com/office/drawing/2015/10/21/chartex" xmlns:cx3="http://schemas.microsoft.com/office/drawing/2016/5/9/chartex" xmlns:cx4="http://schemas.microsoft.com/office/drawing/2016/5/10/chartex" xmlns:cx5="http://schemas.microsoft.com/office/drawing/2016/5/11/chartex" xmlns:cx6="http://schemas.microsoft.com/office/drawing/2016/5/12/chartex" xmlns:cx7="http://schemas.microsoft.com/office/drawing/2016/5/13/chartex" xmlns:cx8="http://schemas.microsoft.com/office/drawing/2016/5/14/chartex" xmlns:mc="http://schemas.openxmlformats.org/markup-compatibility/2006" xmlns:aink="http://schemas.microsoft.com/office/drawing/2016/ink" xmlns:am3d="http://schemas.microsoft.com/office/drawing/2017/model3d" xmlns:o="urn:schemas-microsoft-com:office:office" xmlns:oel="http://schemas.microsoft.com/office/2019/extlst" xmlns:r="http://schemas.openxmlformats.org/officeDocument/2006/relationships" xmlns:m="http://schemas.openxmlformats.org/officeDocument/2006/math" xmlns:v="urn:schemas-microsoft-com:vml" xmlns:wp14="http://schemas.microsoft.com/office/word/2010/wordprocessingDrawing" xmlns:wp="http://schemas.openxmlformats.org/drawingml/2006/wordprocessingDrawing" xmlns:w10="urn:schemas-microsoft-com:office:word" xmlns:w="http://schemas.openxmlformats.org/wordprocessingml/2006/main" xmlns:w14="http://schemas.microsoft.com/office/word/2010/wordml" xmlns:w15="http://schemas.microsoft.com/office/word/2012/wordml" xmlns:w16cex="http://schemas.microsoft.com/office/word/2018/wordml/cex" xmlns:w16cid="http://schemas.microsoft.com/office/word/2016/wordml/cid" xmlns:w16="http://schemas.microsoft.com/office/word/2018/wordml" xmlns:w16du="http://schemas.microsoft.com/office/word/2023/wordml/word16du" xmlns:w16sdtdh="http://schemas.microsoft.com/office/word/2020/wordml/sdtdatahash" xmlns:w16sdtfl="http://schemas.microsoft.com/office/word/2024/wordml/sdtformatlock" xmlns:w16se="http://schemas.microsoft.com/office/word/2015/wordml/symex" xmlns:wpg="http://schemas.microsoft.com/office/word/2010/wordprocessingGroup" xmlns:wpi="http://schemas.microsoft.com/office/word/2010/wordprocessingInk" xmlns:wne="http://schemas.microsoft.com/office/word/2006/wordml" xmlns:wps="http://schemas.microsoft.com/office/word/2010/wordprocessingShape" mc:Ignorable="w14 w15 w16se w16cid w16 w16cex w16sdtdh w16sdtfl w16du wp14">
-  <w:p>
-    <w:pPr>
-      <w:pStyle w:val="Footer"/>
       <w:tabs>
         <w:tab w:val="center" w:pos="5040"/>
         <w:tab w:val="right" w:pos="10080"/>
       </w:tabs>
     </w:pPr>
+    <w:proofErr w:type="spellStart"/>
     <w:r>
       <w:t>Web</w:t>
     </w:r>
@@ -3004,7 +3107,11 @@
       <w:t>C</w:t>
     </w:r>
     <w:r>
-      <w:t xml:space="preserve">am </w:t>
+      <w:t>am</w:t>
+    </w:r>
+    <w:proofErr w:type="spellEnd"/>
+    <w:r>
+      <w:t xml:space="preserve"> </w:t>
     </w:r>
     <w:r>
       <w:t>Hacking</w:t>
@@ -3072,13 +3179,13 @@
       <w:t>0</w:t>
     </w:r>
     <w:r>
-      <w:t>4</w:t>
+      <w:t>5</w:t>
     </w:r>
     <w:r>
       <w:t>/</w:t>
     </w:r>
     <w:r>
-      <w:t>20</w:t>
+      <w:t>03</w:t>
     </w:r>
     <w:r>
       <w:t>/20</w:t>
@@ -3093,16 +3200,6 @@
 </w:ftr>
 </file>
 
-<file path=word/footer3.xml><?xml version="1.0" encoding="utf-8"?>
-<w:ftr xmlns:wpc="http://schemas.microsoft.com/office/word/2010/wordprocessingCanvas" xmlns:cx="http://schemas.microsoft.com/office/drawing/2014/chartex" xmlns:cx1="http://schemas.microsoft.com/office/drawing/2015/9/8/chartex" xmlns:cx2="http://schemas.microsoft.com/office/drawing/2015/10/21/chartex" xmlns:cx3="http://schemas.microsoft.com/office/drawing/2016/5/9/chartex" xmlns:cx4="http://schemas.microsoft.com/office/drawing/2016/5/10/chartex" xmlns:cx5="http://schemas.microsoft.com/office/drawing/2016/5/11/chartex" xmlns:cx6="http://schemas.microsoft.com/office/drawing/2016/5/12/chartex" xmlns:cx7="http://schemas.microsoft.com/office/drawing/2016/5/13/chartex" xmlns:cx8="http://schemas.microsoft.com/office/drawing/2016/5/14/chartex" xmlns:mc="http://schemas.openxmlformats.org/markup-compatibility/2006" xmlns:aink="http://schemas.microsoft.com/office/drawing/2016/ink" xmlns:am3d="http://schemas.microsoft.com/office/drawing/2017/model3d" xmlns:o="urn:schemas-microsoft-com:office:office" xmlns:oel="http://schemas.microsoft.com/office/2019/extlst" xmlns:r="http://schemas.openxmlformats.org/officeDocument/2006/relationships" xmlns:m="http://schemas.openxmlformats.org/officeDocument/2006/math" xmlns:v="urn:schemas-microsoft-com:vml" xmlns:wp14="http://schemas.microsoft.com/office/word/2010/wordprocessingDrawing" xmlns:wp="http://schemas.openxmlformats.org/drawingml/2006/wordprocessingDrawing" xmlns:w10="urn:schemas-microsoft-com:office:word" xmlns:w="http://schemas.openxmlformats.org/wordprocessingml/2006/main" xmlns:w14="http://schemas.microsoft.com/office/word/2010/wordml" xmlns:w15="http://schemas.microsoft.com/office/word/2012/wordml" xmlns:w16cex="http://schemas.microsoft.com/office/word/2018/wordml/cex" xmlns:w16cid="http://schemas.microsoft.com/office/word/2016/wordml/cid" xmlns:w16="http://schemas.microsoft.com/office/word/2018/wordml" xmlns:w16du="http://schemas.microsoft.com/office/word/2023/wordml/word16du" xmlns:w16sdtdh="http://schemas.microsoft.com/office/word/2020/wordml/sdtdatahash" xmlns:w16sdtfl="http://schemas.microsoft.com/office/word/2024/wordml/sdtformatlock" xmlns:w16se="http://schemas.microsoft.com/office/word/2015/wordml/symex" xmlns:wpg="http://schemas.microsoft.com/office/word/2010/wordprocessingGroup" xmlns:wpi="http://schemas.microsoft.com/office/word/2010/wordprocessingInk" xmlns:wne="http://schemas.microsoft.com/office/word/2006/wordml" xmlns:wps="http://schemas.microsoft.com/office/word/2010/wordprocessingShape" mc:Ignorable="w14 w15 w16se w16cid w16 w16cex w16sdtdh w16sdtfl w16du wp14">
-  <w:p>
-    <w:pPr>
-      <w:pStyle w:val="Footer"/>
-    </w:pPr>
-  </w:p>
-</w:ftr>
-</file>
-
 <file path=word/footnotes.xml><?xml version="1.0" encoding="utf-8"?>
 <w:footnotes xmlns:wpc="http://schemas.microsoft.com/office/word/2010/wordprocessingCanvas" xmlns:cx="http://schemas.microsoft.com/office/drawing/2014/chartex" xmlns:cx1="http://schemas.microsoft.com/office/drawing/2015/9/8/chartex" xmlns:cx2="http://schemas.microsoft.com/office/drawing/2015/10/21/chartex" xmlns:cx3="http://schemas.microsoft.com/office/drawing/2016/5/9/chartex" xmlns:cx4="http://schemas.microsoft.com/office/drawing/2016/5/10/chartex" xmlns:cx5="http://schemas.microsoft.com/office/drawing/2016/5/11/chartex" xmlns:cx6="http://schemas.microsoft.com/office/drawing/2016/5/12/chartex" xmlns:cx7="http://schemas.microsoft.com/office/drawing/2016/5/13/chartex" xmlns:cx8="http://schemas.microsoft.com/office/drawing/2016/5/14/chartex" xmlns:mc="http://schemas.openxmlformats.org/markup-compatibility/2006" xmlns:aink="http://schemas.microsoft.com/office/drawing/2016/ink" xmlns:am3d="http://schemas.microsoft.com/office/drawing/2017/model3d" xmlns:o="urn:schemas-microsoft-com:office:office" xmlns:oel="http://schemas.microsoft.com/office/2019/extlst" xmlns:r="http://schemas.openxmlformats.org/officeDocument/2006/relationships" xmlns:m="http://schemas.openxmlformats.org/officeDocument/2006/math" xmlns:v="urn:schemas-microsoft-com:vml" xmlns:wp14="http://schemas.microsoft.com/office/word/2010/wordprocessingDrawing" xmlns:wp="http://schemas.openxmlformats.org/drawingml/2006/wordprocessingDrawing" xmlns:w10="urn:schemas-microsoft-com:office:word" xmlns:w="http://schemas.openxmlformats.org/wordprocessingml/2006/main" xmlns:w14="http://schemas.microsoft.com/office/word/2010/wordml" xmlns:w15="http://schemas.microsoft.com/office/word/2012/wordml" xmlns:w16cex="http://schemas.microsoft.com/office/word/2018/wordml/cex" xmlns:w16cid="http://schemas.microsoft.com/office/word/2016/wordml/cid" xmlns:w16="http://schemas.microsoft.com/office/word/2018/wordml" xmlns:w16du="http://schemas.microsoft.com/office/word/2023/wordml/word16du" xmlns:w16sdtdh="http://schemas.microsoft.com/office/word/2020/wordml/sdtdatahash" xmlns:w16sdtfl="http://schemas.microsoft.com/office/word/2024/wordml/sdtformatlock" xmlns:w16se="http://schemas.microsoft.com/office/word/2015/wordml/symex" xmlns:wpg="http://schemas.microsoft.com/office/word/2010/wordprocessingGroup" xmlns:wpi="http://schemas.microsoft.com/office/word/2010/wordprocessingInk" xmlns:wne="http://schemas.microsoft.com/office/word/2006/wordml" xmlns:wps="http://schemas.microsoft.com/office/word/2010/wordprocessingShape" mc:Ignorable="w14 w15 w16se w16cid w16 w16cex w16sdtdh w16sdtfl w16du wp14">
   <w:footnote w:type="separator" w:id="-1">
@@ -3126,36 +3223,6 @@
     </w:p>
   </w:footnote>
 </w:footnotes>
-</file>
-
-<file path=word/header1.xml><?xml version="1.0" encoding="utf-8"?>
-<w:hdr xmlns:wpc="http://schemas.microsoft.com/office/word/2010/wordprocessingCanvas" xmlns:cx="http://schemas.microsoft.com/office/drawing/2014/chartex" xmlns:cx1="http://schemas.microsoft.com/office/drawing/2015/9/8/chartex" xmlns:cx2="http://schemas.microsoft.com/office/drawing/2015/10/21/chartex" xmlns:cx3="http://schemas.microsoft.com/office/drawing/2016/5/9/chartex" xmlns:cx4="http://schemas.microsoft.com/office/drawing/2016/5/10/chartex" xmlns:cx5="http://schemas.microsoft.com/office/drawing/2016/5/11/chartex" xmlns:cx6="http://schemas.microsoft.com/office/drawing/2016/5/12/chartex" xmlns:cx7="http://schemas.microsoft.com/office/drawing/2016/5/13/chartex" xmlns:cx8="http://schemas.microsoft.com/office/drawing/2016/5/14/chartex" xmlns:mc="http://schemas.openxmlformats.org/markup-compatibility/2006" xmlns:aink="http://schemas.microsoft.com/office/drawing/2016/ink" xmlns:am3d="http://schemas.microsoft.com/office/drawing/2017/model3d" xmlns:o="urn:schemas-microsoft-com:office:office" xmlns:oel="http://schemas.microsoft.com/office/2019/extlst" xmlns:r="http://schemas.openxmlformats.org/officeDocument/2006/relationships" xmlns:m="http://schemas.openxmlformats.org/officeDocument/2006/math" xmlns:v="urn:schemas-microsoft-com:vml" xmlns:wp14="http://schemas.microsoft.com/office/word/2010/wordprocessingDrawing" xmlns:wp="http://schemas.openxmlformats.org/drawingml/2006/wordprocessingDrawing" xmlns:w10="urn:schemas-microsoft-com:office:word" xmlns:w="http://schemas.openxmlformats.org/wordprocessingml/2006/main" xmlns:w14="http://schemas.microsoft.com/office/word/2010/wordml" xmlns:w15="http://schemas.microsoft.com/office/word/2012/wordml" xmlns:w16cex="http://schemas.microsoft.com/office/word/2018/wordml/cex" xmlns:w16cid="http://schemas.microsoft.com/office/word/2016/wordml/cid" xmlns:w16="http://schemas.microsoft.com/office/word/2018/wordml" xmlns:w16du="http://schemas.microsoft.com/office/word/2023/wordml/word16du" xmlns:w16sdtdh="http://schemas.microsoft.com/office/word/2020/wordml/sdtdatahash" xmlns:w16sdtfl="http://schemas.microsoft.com/office/word/2024/wordml/sdtformatlock" xmlns:w16se="http://schemas.microsoft.com/office/word/2015/wordml/symex" xmlns:wpg="http://schemas.microsoft.com/office/word/2010/wordprocessingGroup" xmlns:wpi="http://schemas.microsoft.com/office/word/2010/wordprocessingInk" xmlns:wne="http://schemas.microsoft.com/office/word/2006/wordml" xmlns:wps="http://schemas.microsoft.com/office/word/2010/wordprocessingShape" mc:Ignorable="w14 w15 w16se w16cid w16 w16cex w16sdtdh w16sdtfl w16du wp14">
-  <w:p>
-    <w:pPr>
-      <w:pStyle w:val="Header"/>
-    </w:pPr>
-  </w:p>
-</w:hdr>
-</file>
-
-<file path=word/header2.xml><?xml version="1.0" encoding="utf-8"?>
-<w:hdr xmlns:wpc="http://schemas.microsoft.com/office/word/2010/wordprocessingCanvas" xmlns:cx="http://schemas.microsoft.com/office/drawing/2014/chartex" xmlns:cx1="http://schemas.microsoft.com/office/drawing/2015/9/8/chartex" xmlns:cx2="http://schemas.microsoft.com/office/drawing/2015/10/21/chartex" xmlns:cx3="http://schemas.microsoft.com/office/drawing/2016/5/9/chartex" xmlns:cx4="http://schemas.microsoft.com/office/drawing/2016/5/10/chartex" xmlns:cx5="http://schemas.microsoft.com/office/drawing/2016/5/11/chartex" xmlns:cx6="http://schemas.microsoft.com/office/drawing/2016/5/12/chartex" xmlns:cx7="http://schemas.microsoft.com/office/drawing/2016/5/13/chartex" xmlns:cx8="http://schemas.microsoft.com/office/drawing/2016/5/14/chartex" xmlns:mc="http://schemas.openxmlformats.org/markup-compatibility/2006" xmlns:aink="http://schemas.microsoft.com/office/drawing/2016/ink" xmlns:am3d="http://schemas.microsoft.com/office/drawing/2017/model3d" xmlns:o="urn:schemas-microsoft-com:office:office" xmlns:oel="http://schemas.microsoft.com/office/2019/extlst" xmlns:r="http://schemas.openxmlformats.org/officeDocument/2006/relationships" xmlns:m="http://schemas.openxmlformats.org/officeDocument/2006/math" xmlns:v="urn:schemas-microsoft-com:vml" xmlns:wp14="http://schemas.microsoft.com/office/word/2010/wordprocessingDrawing" xmlns:wp="http://schemas.openxmlformats.org/drawingml/2006/wordprocessingDrawing" xmlns:w10="urn:schemas-microsoft-com:office:word" xmlns:w="http://schemas.openxmlformats.org/wordprocessingml/2006/main" xmlns:w14="http://schemas.microsoft.com/office/word/2010/wordml" xmlns:w15="http://schemas.microsoft.com/office/word/2012/wordml" xmlns:w16cex="http://schemas.microsoft.com/office/word/2018/wordml/cex" xmlns:w16cid="http://schemas.microsoft.com/office/word/2016/wordml/cid" xmlns:w16="http://schemas.microsoft.com/office/word/2018/wordml" xmlns:w16du="http://schemas.microsoft.com/office/word/2023/wordml/word16du" xmlns:w16sdtdh="http://schemas.microsoft.com/office/word/2020/wordml/sdtdatahash" xmlns:w16sdtfl="http://schemas.microsoft.com/office/word/2024/wordml/sdtformatlock" xmlns:w16se="http://schemas.microsoft.com/office/word/2015/wordml/symex" xmlns:wpg="http://schemas.microsoft.com/office/word/2010/wordprocessingGroup" xmlns:wpi="http://schemas.microsoft.com/office/word/2010/wordprocessingInk" xmlns:wne="http://schemas.microsoft.com/office/word/2006/wordml" xmlns:wps="http://schemas.microsoft.com/office/word/2010/wordprocessingShape" mc:Ignorable="w14 w15 w16se w16cid w16 w16cex w16sdtdh w16sdtfl w16du wp14">
-  <w:p>
-    <w:pPr>
-      <w:pStyle w:val="Header"/>
-    </w:pPr>
-  </w:p>
-</w:hdr>
-</file>
-
-<file path=word/header3.xml><?xml version="1.0" encoding="utf-8"?>
-<w:hdr xmlns:wpc="http://schemas.microsoft.com/office/word/2010/wordprocessingCanvas" xmlns:cx="http://schemas.microsoft.com/office/drawing/2014/chartex" xmlns:cx1="http://schemas.microsoft.com/office/drawing/2015/9/8/chartex" xmlns:cx2="http://schemas.microsoft.com/office/drawing/2015/10/21/chartex" xmlns:cx3="http://schemas.microsoft.com/office/drawing/2016/5/9/chartex" xmlns:cx4="http://schemas.microsoft.com/office/drawing/2016/5/10/chartex" xmlns:cx5="http://schemas.microsoft.com/office/drawing/2016/5/11/chartex" xmlns:cx6="http://schemas.microsoft.com/office/drawing/2016/5/12/chartex" xmlns:cx7="http://schemas.microsoft.com/office/drawing/2016/5/13/chartex" xmlns:cx8="http://schemas.microsoft.com/office/drawing/2016/5/14/chartex" xmlns:mc="http://schemas.openxmlformats.org/markup-compatibility/2006" xmlns:aink="http://schemas.microsoft.com/office/drawing/2016/ink" xmlns:am3d="http://schemas.microsoft.com/office/drawing/2017/model3d" xmlns:o="urn:schemas-microsoft-com:office:office" xmlns:oel="http://schemas.microsoft.com/office/2019/extlst" xmlns:r="http://schemas.openxmlformats.org/officeDocument/2006/relationships" xmlns:m="http://schemas.openxmlformats.org/officeDocument/2006/math" xmlns:v="urn:schemas-microsoft-com:vml" xmlns:wp14="http://schemas.microsoft.com/office/word/2010/wordprocessingDrawing" xmlns:wp="http://schemas.openxmlformats.org/drawingml/2006/wordprocessingDrawing" xmlns:w10="urn:schemas-microsoft-com:office:word" xmlns:w="http://schemas.openxmlformats.org/wordprocessingml/2006/main" xmlns:w14="http://schemas.microsoft.com/office/word/2010/wordml" xmlns:w15="http://schemas.microsoft.com/office/word/2012/wordml" xmlns:w16cex="http://schemas.microsoft.com/office/word/2018/wordml/cex" xmlns:w16cid="http://schemas.microsoft.com/office/word/2016/wordml/cid" xmlns:w16="http://schemas.microsoft.com/office/word/2018/wordml" xmlns:w16du="http://schemas.microsoft.com/office/word/2023/wordml/word16du" xmlns:w16sdtdh="http://schemas.microsoft.com/office/word/2020/wordml/sdtdatahash" xmlns:w16sdtfl="http://schemas.microsoft.com/office/word/2024/wordml/sdtformatlock" xmlns:w16se="http://schemas.microsoft.com/office/word/2015/wordml/symex" xmlns:wpg="http://schemas.microsoft.com/office/word/2010/wordprocessingGroup" xmlns:wpi="http://schemas.microsoft.com/office/word/2010/wordprocessingInk" xmlns:wne="http://schemas.microsoft.com/office/word/2006/wordml" xmlns:wps="http://schemas.microsoft.com/office/word/2010/wordprocessingShape" mc:Ignorable="w14 w15 w16se w16cid w16 w16cex w16sdtdh w16sdtfl w16du wp14">
-  <w:p>
-    <w:pPr>
-      <w:pStyle w:val="Header"/>
-    </w:pPr>
-  </w:p>
-</w:hdr>
 </file>
 
 <file path=word/numbering.xml><?xml version="1.0" encoding="utf-8"?>
@@ -8824,7 +8891,7 @@
     <w:lsdException w:name="Body Text Indent 2" w:semiHidden="1" w:unhideWhenUsed="1"/>
     <w:lsdException w:name="Body Text Indent 3" w:semiHidden="1" w:unhideWhenUsed="1"/>
     <w:lsdException w:name="Block Text" w:semiHidden="1" w:unhideWhenUsed="1"/>
-    <w:lsdException w:name="Hyperlink" w:semiHidden="1" w:uiPriority="0" w:unhideWhenUsed="1"/>
+    <w:lsdException w:name="Hyperlink" w:semiHidden="1" w:unhideWhenUsed="1"/>
     <w:lsdException w:name="FollowedHyperlink" w:semiHidden="1" w:uiPriority="0" w:unhideWhenUsed="1"/>
     <w:lsdException w:name="Strong" w:uiPriority="22" w:qFormat="1"/>
     <w:lsdException w:name="Emphasis" w:uiPriority="20" w:qFormat="1"/>
@@ -9119,7 +9186,7 @@
   <w:style w:type="paragraph" w:default="1" w:styleId="Normal">
     <w:name w:val="Normal"/>
     <w:qFormat/>
-    <w:rsid w:val="00AB0E31"/>
+    <w:rsid w:val="001064FD"/>
     <w:pPr>
       <w:spacing w:before="160" w:after="80" w:line="336" w:lineRule="auto"/>
     </w:pPr>
@@ -9135,7 +9202,7 @@
     <w:next w:val="Normal"/>
     <w:link w:val="Heading1Char"/>
     <w:qFormat/>
-    <w:rsid w:val="00AB0E31"/>
+    <w:rsid w:val="001064FD"/>
     <w:pPr>
       <w:keepNext/>
       <w:spacing w:before="400" w:after="200" w:line="240" w:lineRule="auto"/>
@@ -9155,7 +9222,7 @@
     <w:next w:val="Normal"/>
     <w:link w:val="Heading2Char"/>
     <w:qFormat/>
-    <w:rsid w:val="00AB0E31"/>
+    <w:rsid w:val="001064FD"/>
     <w:pPr>
       <w:keepNext/>
       <w:pBdr>
@@ -9179,7 +9246,7 @@
     <w:next w:val="Normal"/>
     <w:link w:val="Heading3Char"/>
     <w:qFormat/>
-    <w:rsid w:val="00AB0E31"/>
+    <w:rsid w:val="001064FD"/>
     <w:pPr>
       <w:keepNext/>
       <w:autoSpaceDE w:val="0"/>
@@ -9198,8 +9265,9 @@
   <w:style w:type="character" w:default="1" w:styleId="DefaultParagraphFont">
     <w:name w:val="Default Paragraph Font"/>
     <w:uiPriority w:val="1"/>
+    <w:semiHidden/>
     <w:unhideWhenUsed/>
-    <w:rsid w:val="00AB0E31"/>
+    <w:rsid w:val="001064FD"/>
   </w:style>
   <w:style w:type="table" w:default="1" w:styleId="TableNormal">
     <w:name w:val="Normal Table"/>
@@ -9221,14 +9289,14 @@
     <w:uiPriority w:val="99"/>
     <w:semiHidden/>
     <w:unhideWhenUsed/>
-    <w:rsid w:val="00AB0E31"/>
+    <w:rsid w:val="001064FD"/>
   </w:style>
   <w:style w:type="paragraph" w:styleId="ListParagraph">
     <w:name w:val="List Paragraph"/>
     <w:basedOn w:val="Normal"/>
     <w:uiPriority w:val="34"/>
     <w:qFormat/>
-    <w:rsid w:val="00AB0E31"/>
+    <w:rsid w:val="001064FD"/>
     <w:pPr>
       <w:ind w:left="720"/>
     </w:pPr>
@@ -9237,7 +9305,7 @@
     <w:name w:val="header"/>
     <w:basedOn w:val="Normal"/>
     <w:link w:val="HeaderChar"/>
-    <w:rsid w:val="00AB0E31"/>
+    <w:rsid w:val="001064FD"/>
     <w:pPr>
       <w:tabs>
         <w:tab w:val="left" w:pos="5040"/>
@@ -9263,7 +9331,7 @@
     <w:name w:val="footer"/>
     <w:basedOn w:val="Normal"/>
     <w:link w:val="FooterChar"/>
-    <w:rsid w:val="00AB0E31"/>
+    <w:rsid w:val="001064FD"/>
     <w:pPr>
       <w:pBdr>
         <w:top w:val="single" w:sz="4" w:space="1" w:color="auto"/>
@@ -9321,7 +9389,8 @@
   </w:style>
   <w:style w:type="character" w:styleId="Hyperlink">
     <w:name w:val="Hyperlink"/>
-    <w:rsid w:val="00AB0E31"/>
+    <w:uiPriority w:val="99"/>
+    <w:rsid w:val="001064FD"/>
     <w:rPr>
       <w:color w:val="0000FF"/>
       <w:u w:val="single"/>
@@ -9329,7 +9398,7 @@
   </w:style>
   <w:style w:type="character" w:styleId="FollowedHyperlink">
     <w:name w:val="FollowedHyperlink"/>
-    <w:rsid w:val="00AB0E31"/>
+    <w:rsid w:val="001064FD"/>
     <w:rPr>
       <w:color w:val="800080"/>
       <w:u w:val="single"/>
@@ -9377,7 +9446,7 @@
   <w:style w:type="paragraph" w:customStyle="1" w:styleId="NumberedHeading2">
     <w:name w:val="Numbered Heading 2"/>
     <w:basedOn w:val="Normal"/>
-    <w:rsid w:val="00AB0E31"/>
+    <w:rsid w:val="001064FD"/>
     <w:pPr>
       <w:numPr>
         <w:numId w:val="1"/>
@@ -9387,7 +9456,7 @@
   <w:style w:type="paragraph" w:customStyle="1" w:styleId="Outlinenumbering">
     <w:name w:val="Outline numbering"/>
     <w:basedOn w:val="Normal"/>
-    <w:rsid w:val="00AB0E31"/>
+    <w:rsid w:val="001064FD"/>
     <w:pPr>
       <w:numPr>
         <w:numId w:val="2"/>
@@ -9405,7 +9474,7 @@
   <w:style w:type="character" w:styleId="PageNumber">
     <w:name w:val="page number"/>
     <w:basedOn w:val="DefaultParagraphFont"/>
-    <w:rsid w:val="00AB0E31"/>
+    <w:rsid w:val="001064FD"/>
   </w:style>
   <w:style w:type="character" w:customStyle="1" w:styleId="UnresolvedMention1">
     <w:name w:val="Unresolved Mention1"/>
@@ -9445,7 +9514,7 @@
     <w:uiPriority w:val="39"/>
     <w:unhideWhenUsed/>
     <w:qFormat/>
-    <w:rsid w:val="00AB0E31"/>
+    <w:rsid w:val="001064FD"/>
     <w:pPr>
       <w:keepLines/>
       <w:spacing w:after="0" w:line="259" w:lineRule="auto"/>
@@ -9462,7 +9531,7 @@
     <w:name w:val="Code"/>
     <w:basedOn w:val="Normal"/>
     <w:qFormat/>
-    <w:rsid w:val="00AB0E31"/>
+    <w:rsid w:val="001064FD"/>
     <w:pPr>
       <w:spacing w:before="80" w:line="240" w:lineRule="auto"/>
     </w:pPr>
@@ -9477,7 +9546,7 @@
     <w:autoRedefine/>
     <w:uiPriority w:val="39"/>
     <w:unhideWhenUsed/>
-    <w:rsid w:val="00AB0E31"/>
+    <w:rsid w:val="001064FD"/>
     <w:pPr>
       <w:spacing w:after="100" w:line="240" w:lineRule="auto"/>
     </w:pPr>
@@ -9489,7 +9558,7 @@
     <w:autoRedefine/>
     <w:uiPriority w:val="39"/>
     <w:unhideWhenUsed/>
-    <w:rsid w:val="00AB0E31"/>
+    <w:rsid w:val="001064FD"/>
     <w:pPr>
       <w:spacing w:after="100" w:line="240" w:lineRule="auto"/>
       <w:ind w:left="202"/>
@@ -9503,7 +9572,7 @@
     <w:uiPriority w:val="39"/>
     <w:semiHidden/>
     <w:unhideWhenUsed/>
-    <w:rsid w:val="00AB0E31"/>
+    <w:rsid w:val="001064FD"/>
     <w:pPr>
       <w:spacing w:after="100" w:line="240" w:lineRule="auto"/>
       <w:ind w:left="403"/>
@@ -9744,6 +9813,7 @@
   <w:rsids>
     <w:rsidRoot w:val="00FB3561"/>
     <w:rsid w:val="000578A5"/>
+    <w:rsid w:val="00211340"/>
     <w:rsid w:val="00231802"/>
     <w:rsid w:val="00331145"/>
     <w:rsid w:val="00390FCD"/>
